--- a/fuentes/52130001_CF2_DU.docx
+++ b/fuentes/52130001_CF2_DU.docx
@@ -1,8 +1,16 @@
 
 <file path=word/document.xml><?xml version="1.0" encoding="utf-8"?>
-<w:document xmlns:wpc="http://schemas.microsoft.com/office/word/2010/wordprocessingCanvas" xmlns:cx="http://schemas.microsoft.com/office/drawing/2014/chartex" xmlns:cx1="http://schemas.microsoft.com/office/drawing/2015/9/8/chartex" xmlns:cx2="http://schemas.microsoft.com/office/drawing/2015/10/21/chartex" xmlns:cx3="http://schemas.microsoft.com/office/drawing/2016/5/9/chartex" xmlns:cx4="http://schemas.microsoft.com/office/drawing/2016/5/10/chartex" xmlns:cx5="http://schemas.microsoft.com/office/drawing/2016/5/11/chartex" xmlns:cx6="http://schemas.microsoft.com/office/drawing/2016/5/12/chartex" xmlns:cx7="http://schemas.microsoft.com/office/drawing/2016/5/13/chartex" xmlns:cx8="http://schemas.microsoft.com/office/drawing/2016/5/14/chartex" xmlns:mc="http://schemas.openxmlformats.org/markup-compatibility/2006" xmlns:aink="http://schemas.microsoft.com/office/drawing/2016/ink" xmlns:am3d="http://schemas.microsoft.com/office/drawing/2017/model3d" xmlns:o="urn:schemas-microsoft-com:office:office" xmlns:r="http://schemas.openxmlformats.org/officeDocument/2006/relationships" xmlns:m="http://schemas.openxmlformats.org/officeDocument/2006/math" xmlns:v="urn:schemas-microsoft-com:vml" xmlns:wp14="http://schemas.microsoft.com/office/word/2010/wordprocessingDrawing" xmlns:wp="http://schemas.openxmlformats.org/drawingml/2006/wordprocessingDrawing" xmlns:w10="urn:schemas-microsoft-com:office:word" xmlns:w="http://schemas.openxmlformats.org/wordprocessingml/2006/main" xmlns:w14="http://schemas.microsoft.com/office/word/2010/wordml" xmlns:w15="http://schemas.microsoft.com/office/word/2012/wordml" xmlns:w16cex="http://schemas.microsoft.com/office/word/2018/wordml/cex" xmlns:w16cid="http://schemas.microsoft.com/office/word/2016/wordml/cid" xmlns:w16="http://schemas.microsoft.com/office/word/2018/wordml" xmlns:w16se="http://schemas.microsoft.com/office/word/2015/wordml/symex" xmlns:wpg="http://schemas.microsoft.com/office/word/2010/wordprocessingGroup" xmlns:wpi="http://schemas.microsoft.com/office/word/2010/wordprocessingInk" xmlns:wne="http://schemas.microsoft.com/office/word/2006/wordml" xmlns:wps="http://schemas.microsoft.com/office/word/2010/wordprocessingShape" mc:Ignorable="w14 w15 w16se w16cid w16 w16cex wp14">
+<w:document xmlns:wpc="http://schemas.microsoft.com/office/word/2010/wordprocessingCanvas" xmlns:cx="http://schemas.microsoft.com/office/drawing/2014/chartex" xmlns:cx1="http://schemas.microsoft.com/office/drawing/2015/9/8/chartex" xmlns:cx2="http://schemas.microsoft.com/office/drawing/2015/10/21/chartex" xmlns:cx3="http://schemas.microsoft.com/office/drawing/2016/5/9/chartex" xmlns:cx4="http://schemas.microsoft.com/office/drawing/2016/5/10/chartex" xmlns:cx5="http://schemas.microsoft.com/office/drawing/2016/5/11/chartex" xmlns:cx6="http://schemas.microsoft.com/office/drawing/2016/5/12/chartex" xmlns:cx7="http://schemas.microsoft.com/office/drawing/2016/5/13/chartex" xmlns:cx8="http://schemas.microsoft.com/office/drawing/2016/5/14/chartex" xmlns:mc="http://schemas.openxmlformats.org/markup-compatibility/2006" xmlns:aink="http://schemas.microsoft.com/office/drawing/2016/ink" xmlns:am3d="http://schemas.microsoft.com/office/drawing/2017/model3d" xmlns:o="urn:schemas-microsoft-com:office:office" xmlns:r="http://schemas.openxmlformats.org/officeDocument/2006/relationships" xmlns:m="http://schemas.openxmlformats.org/officeDocument/2006/math" xmlns:v="urn:schemas-microsoft-com:vml" xmlns:wp14="http://schemas.microsoft.com/office/word/2010/wordprocessingDrawing" xmlns:wp="http://schemas.openxmlformats.org/drawingml/2006/wordprocessingDrawing" xmlns:w10="urn:schemas-microsoft-com:office:word" xmlns:w="http://schemas.openxmlformats.org/wordprocessingml/2006/main" xmlns:w14="http://schemas.microsoft.com/office/word/2010/wordml" xmlns:w15="http://schemas.microsoft.com/office/word/2012/wordml" xmlns:w16cid="http://schemas.microsoft.com/office/word/2016/wordml/cid" xmlns:w16se="http://schemas.microsoft.com/office/word/2015/wordml/symex" xmlns:wpg="http://schemas.microsoft.com/office/word/2010/wordprocessingGroup" xmlns:wpi="http://schemas.microsoft.com/office/word/2010/wordprocessingInk" xmlns:wne="http://schemas.microsoft.com/office/word/2006/wordml" xmlns:wps="http://schemas.microsoft.com/office/word/2010/wordprocessingShape" mc:Ignorable="w14 w15 w16se w16cid wp14">
   <w:body>
     <w:p>
+      <w:pPr>
+        <w:tabs>
+          <w:tab w:val="left" w:pos="708"/>
+          <w:tab w:val="left" w:pos="1416"/>
+          <w:tab w:val="left" w:pos="2124"/>
+          <w:tab w:val="left" w:pos="7025"/>
+        </w:tabs>
+      </w:pPr>
       <w:r>
         <w:rPr>
           <w:noProof/>
@@ -40,7 +48,7 @@
                     </pic:cNvPicPr>
                   </pic:nvPicPr>
                   <pic:blipFill>
-                    <a:blip r:embed="rId8">
+                    <a:blip r:embed="rId11">
                       <a:extLst>
                         <a:ext uri="{28A0092B-C50C-407E-A947-70E740481C1C}">
                           <a14:useLocalDpi xmlns:a14="http://schemas.microsoft.com/office/drawing/2010/main" val="0"/>
@@ -77,10 +85,14 @@
       <w:r>
         <w:tab/>
       </w:r>
+      <w:r>
+        <w:tab/>
+      </w:r>
     </w:p>
     <w:p>
       <w:pPr>
         <w:tabs>
+          <w:tab w:val="left" w:pos="5284"/>
           <w:tab w:val="left" w:pos="7335"/>
         </w:tabs>
         <w:rPr>
@@ -99,9 +111,19 @@
         </w:rPr>
         <w:tab/>
       </w:r>
-    </w:p>
-    <w:p>
-      <w:pPr>
+      <w:r>
+        <w:rPr>
+          <w:b/>
+          <w:bCs/>
+          <w:color w:val="000000"/>
+          <w:kern w:val="0"/>
+        </w:rPr>
+        <w:tab/>
+      </w:r>
+    </w:p>
+    <w:p>
+      <w:pPr>
+        <w:jc w:val="center"/>
         <w:rPr>
           <w:b/>
           <w:bCs/>
@@ -213,7 +235,7 @@
               </wp:anchor>
             </w:drawing>
           </mc:Choice>
-          <mc:Fallback xmlns:w16sdtdh="http://schemas.microsoft.com/office/word/2020/wordml/sdtdatahash">
+          <mc:Fallback xmlns:w16cex="http://schemas.microsoft.com/office/word/2018/wordml/cex" xmlns:w16="http://schemas.microsoft.com/office/word/2018/wordml" xmlns:w16sdtdh="http://schemas.microsoft.com/office/word/2020/wordml/sdtdatahash">
             <w:pict>
               <v:rect w14:anchorId="5C6229C9" id="Rectángulo 4" o:spid="_x0000_s1026" style="position:absolute;margin-left:-55.7pt;margin-top:29pt;width:613.85pt;height:204pt;z-index:-251659776;visibility:visible;mso-wrap-style:square;mso-width-percent:0;mso-height-percent:0;mso-wrap-distance-left:9pt;mso-wrap-distance-top:0;mso-wrap-distance-right:9pt;mso-wrap-distance-bottom:0;mso-position-horizontal:absolute;mso-position-horizontal-relative:text;mso-position-vertical:absolute;mso-position-vertical-relative:text;mso-width-percent:0;mso-height-percent:0;mso-width-relative:page;mso-height-relative:margin;v-text-anchor:middle" o:gfxdata="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" fillcolor="#00314d" stroked="f" strokeweight="1pt"/>
             </w:pict>
@@ -292,7 +314,7 @@
                                 <w:color w:val="FFFFFF"/>
                                 <w:sz w:val="72"/>
                               </w:rPr>
-                              <w:t>Comprensión lectora mediante análisis crítico.</w:t>
+                              <w:t>Comprensión lectora mediante análisis crítico</w:t>
                             </w:r>
                           </w:p>
                         </w:txbxContent>
@@ -318,7 +340,7 @@
                 <v:stroke joinstyle="miter"/>
                 <v:path gradientshapeok="t" o:connecttype="rect"/>
               </v:shapetype>
-              <v:shape id="Cuadro de texto 2" o:spid="_x0000_s1026" type="#_x0000_t202" alt="&quot;&quot;" style="position:absolute;left:0;text-align:left;margin-left:-20.7pt;margin-top:22pt;width:488.95pt;height:146.25pt;z-index:251657728;visibility:visible;mso-wrap-style:square;mso-width-percent:0;mso-height-percent:0;mso-wrap-distance-left:9pt;mso-wrap-distance-top:3.6pt;mso-wrap-distance-right:9pt;mso-wrap-distance-bottom:3.6pt;mso-position-horizontal:absolute;mso-position-horizontal-relative:text;mso-position-vertical:absolute;mso-position-vertical-relative:text;mso-width-percent:0;mso-height-percent:0;mso-width-relative:margin;mso-height-relative:margin;v-text-anchor:top" o:gfxdata="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" filled="f" stroked="f">
+              <v:shape id="Cuadro de texto 2" o:spid="_x0000_s1026" type="#_x0000_t202" style="position:absolute;left:0;text-align:left;margin-left:-20.7pt;margin-top:22pt;width:488.95pt;height:146.25pt;z-index:251657728;visibility:visible;mso-wrap-style:square;mso-width-percent:0;mso-height-percent:0;mso-wrap-distance-left:9pt;mso-wrap-distance-top:3.6pt;mso-wrap-distance-right:9pt;mso-wrap-distance-bottom:3.6pt;mso-position-horizontal:absolute;mso-position-horizontal-relative:text;mso-position-vertical:absolute;mso-position-vertical-relative:text;mso-width-percent:0;mso-height-percent:0;mso-width-relative:margin;mso-height-relative:margin;v-text-anchor:top" o:gfxdata="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" filled="f" stroked="f">
                 <v:textbox>
                   <w:txbxContent>
                     <w:p>
@@ -332,7 +354,7 @@
                           <w:color w:val="FFFFFF"/>
                           <w:sz w:val="72"/>
                         </w:rPr>
-                        <w:t>Comprensión lectora mediante análisis crítico.</w:t>
+                        <w:t>Comprensión lectora mediante análisis crítico</w:t>
                       </w:r>
                     </w:p>
                   </w:txbxContent>
@@ -1119,7 +1141,7 @@
             <w:noProof/>
             <w:webHidden/>
           </w:rPr>
-          <w:t>20</w:t>
+          <w:t>21</w:t>
         </w:r>
         <w:r>
           <w:rPr>
@@ -1209,7 +1231,7 @@
             <w:noProof/>
             <w:webHidden/>
           </w:rPr>
-          <w:t>24</w:t>
+          <w:t>25</w:t>
         </w:r>
         <w:r>
           <w:rPr>
@@ -1299,7 +1321,7 @@
             <w:noProof/>
             <w:webHidden/>
           </w:rPr>
-          <w:t>24</w:t>
+          <w:t>25</w:t>
         </w:r>
         <w:r>
           <w:rPr>
@@ -1389,7 +1411,7 @@
             <w:noProof/>
             <w:webHidden/>
           </w:rPr>
-          <w:t>25</w:t>
+          <w:t>26</w:t>
         </w:r>
         <w:r>
           <w:rPr>
@@ -1479,7 +1501,7 @@
             <w:noProof/>
             <w:webHidden/>
           </w:rPr>
-          <w:t>25</w:t>
+          <w:t>26</w:t>
         </w:r>
         <w:r>
           <w:rPr>
@@ -1569,7 +1591,7 @@
             <w:noProof/>
             <w:webHidden/>
           </w:rPr>
-          <w:t>28</w:t>
+          <w:t>29</w:t>
         </w:r>
         <w:r>
           <w:rPr>
@@ -1659,7 +1681,7 @@
             <w:noProof/>
             <w:webHidden/>
           </w:rPr>
-          <w:t>29</w:t>
+          <w:t>30</w:t>
         </w:r>
         <w:r>
           <w:rPr>
@@ -1749,7 +1771,7 @@
             <w:noProof/>
             <w:webHidden/>
           </w:rPr>
-          <w:t>29</w:t>
+          <w:t>30</w:t>
         </w:r>
         <w:r>
           <w:rPr>
@@ -1839,7 +1861,7 @@
             <w:noProof/>
             <w:webHidden/>
           </w:rPr>
-          <w:t>30</w:t>
+          <w:t>31</w:t>
         </w:r>
         <w:r>
           <w:rPr>
@@ -1929,7 +1951,7 @@
             <w:noProof/>
             <w:webHidden/>
           </w:rPr>
-          <w:t>31</w:t>
+          <w:t>32</w:t>
         </w:r>
         <w:r>
           <w:rPr>
@@ -2355,7 +2377,7 @@
                     </pic:cNvPicPr>
                   </pic:nvPicPr>
                   <pic:blipFill>
-                    <a:blip r:embed="rId9">
+                    <a:blip r:embed="rId12">
                       <a:extLst>
                         <a:ext uri="{28A0092B-C50C-407E-A947-70E740481C1C}">
                           <a14:useLocalDpi xmlns:a14="http://schemas.microsoft.com/office/drawing/2010/main" val="0"/>
@@ -2998,7 +3020,7 @@
           <w:lang w:eastAsia="es-CO"/>
         </w:rPr>
         <w:lastRenderedPageBreak/>
-        <w:t xml:space="preserve">Ejercitar la voluntad y la perseverancia para someter a los obstáculos los que opone la memoria al evocar lo aprendido. </w:t>
+        <w:t xml:space="preserve">Ejercitar la voluntad y la perseverancia para someter a los obstáculos que opone la memoria al evocar lo aprendido. </w:t>
       </w:r>
     </w:p>
     <w:p>
@@ -3052,7 +3074,19 @@
         <w:rPr>
           <w:lang w:eastAsia="es-CO"/>
         </w:rPr>
-        <w:t>Trabajar en grupo, desarrollar una conducta participativa, e intercambiar información para agilizar la dinámica del estudio, donde cada uno pasa a ser parte activa e imprescindible. (el grupo enseña a asumir responsabilidades).</w:t>
+        <w:t>Trabajar en grupo, desarrollar una conducta participativa e intercambiar información para agilizar la dinámica del estudio, donde cada uno pasa a ser parte activa e imprescindible. (</w:t>
+      </w:r>
+      <w:r>
+        <w:rPr>
+          <w:lang w:eastAsia="es-CO"/>
+        </w:rPr>
+        <w:t>E</w:t>
+      </w:r>
+      <w:r>
+        <w:rPr>
+          <w:lang w:eastAsia="es-CO"/>
+        </w:rPr>
+        <w:t>l grupo enseña a asumir responsabilidades).</w:t>
       </w:r>
     </w:p>
     <w:p>
@@ -3106,7 +3140,19 @@
         <w:rPr>
           <w:lang w:eastAsia="es-CO"/>
         </w:rPr>
-        <w:t>Expresar lo aprendido a través de: resúmenes, esquemas o mapas semánticos.</w:t>
+        <w:t>Expresar lo aprendido a través de</w:t>
+      </w:r>
+      <w:r>
+        <w:rPr>
+          <w:lang w:eastAsia="es-CO"/>
+        </w:rPr>
+        <w:t xml:space="preserve"> </w:t>
+      </w:r>
+      <w:r>
+        <w:rPr>
+          <w:lang w:eastAsia="es-CO"/>
+        </w:rPr>
+        <w:t>resúmenes, esquemas o mapas semánticos.</w:t>
       </w:r>
     </w:p>
     <w:p>
@@ -3535,6 +3581,8 @@
           <w:lang w:eastAsia="es-CO"/>
         </w:rPr>
       </w:pPr>
+      <w:bookmarkStart w:id="6" w:name="_GoBack"/>
+      <w:bookmarkEnd w:id="6"/>
       <w:r>
         <w:rPr>
           <w:lang w:eastAsia="es-CO"/>
@@ -3593,7 +3641,19 @@
         <w:rPr>
           <w:lang w:eastAsia="es-CO"/>
         </w:rPr>
-        <w:t>Utilizar un procedimiento deductivo, es decir, de una norma o definición añadir argumentos que lo apoyan.</w:t>
+        <w:t>Utilizar un procedimiento deductivo, es decir, de una norma o definición</w:t>
+      </w:r>
+      <w:r>
+        <w:rPr>
+          <w:lang w:eastAsia="es-CO"/>
+        </w:rPr>
+        <w:t>,</w:t>
+      </w:r>
+      <w:r>
+        <w:rPr>
+          <w:lang w:eastAsia="es-CO"/>
+        </w:rPr>
+        <w:t xml:space="preserve"> añadir argumentos que lo apoyan.</w:t>
       </w:r>
     </w:p>
     <w:p>
@@ -4225,11 +4285,11 @@
       <w:pPr>
         <w:pStyle w:val="Ttulo2"/>
       </w:pPr>
-      <w:bookmarkStart w:id="6" w:name="_Toc223032250"/>
+      <w:bookmarkStart w:id="7" w:name="_Toc223032250"/>
       <w:r>
         <w:t>Técnica del subrayado</w:t>
       </w:r>
-      <w:bookmarkEnd w:id="6"/>
+      <w:bookmarkEnd w:id="7"/>
     </w:p>
     <w:p>
       <w:pPr>
@@ -4328,7 +4388,19 @@
         <w:rPr>
           <w:lang w:eastAsia="es-CO"/>
         </w:rPr>
-        <w:t>Subrayar únicamente palabras clave, que incluyen el verbo, el sustantivo y el adjetivo. Se debe evitar subrayar los conectores (ilativos).</w:t>
+        <w:t>Subrayar únicamente palabras clave, que incluyen el verbo, el sustantivo y el adjetivo. Se debe evitar subrayar los conectores (</w:t>
+      </w:r>
+      <w:r>
+        <w:rPr>
+          <w:lang w:eastAsia="es-CO"/>
+        </w:rPr>
+        <w:t>i</w:t>
+      </w:r>
+      <w:r>
+        <w:rPr>
+          <w:lang w:eastAsia="es-CO"/>
+        </w:rPr>
+        <w:t>lativos).</w:t>
       </w:r>
     </w:p>
     <w:p>
@@ -4346,7 +4418,27 @@
         <w:rPr>
           <w:lang w:eastAsia="es-CO"/>
         </w:rPr>
-        <w:t>Subrayar las ideas que correspondan a las preguntas clave para recuperar toda la información importante (antecedentes, características, definiciones, acciones, funciones, procesos, etc.)</w:t>
+        <w:t xml:space="preserve">Subrayar las ideas que correspondan a las preguntas clave para recuperar toda la información importante (antecedentes, características, definiciones, acciones, funciones, procesos, </w:t>
+      </w:r>
+      <w:proofErr w:type="spellStart"/>
+      <w:r>
+        <w:rPr>
+          <w:lang w:eastAsia="es-CO"/>
+        </w:rPr>
+        <w:t>etc</w:t>
+      </w:r>
+      <w:proofErr w:type="spellEnd"/>
+      <w:r>
+        <w:rPr>
+          <w:lang w:eastAsia="es-CO"/>
+        </w:rPr>
+        <w:t>)</w:t>
+      </w:r>
+      <w:r>
+        <w:rPr>
+          <w:lang w:eastAsia="es-CO"/>
+        </w:rPr>
+        <w:t>.</w:t>
       </w:r>
     </w:p>
     <w:p>
@@ -4368,12 +4460,12 @@
       <w:pPr>
         <w:pStyle w:val="Ttulo1"/>
       </w:pPr>
-      <w:bookmarkStart w:id="7" w:name="_Toc223032251"/>
+      <w:bookmarkStart w:id="8" w:name="_Toc223032251"/>
       <w:r>
         <w:lastRenderedPageBreak/>
         <w:t>Comprensión global de textos</w:t>
       </w:r>
-      <w:bookmarkEnd w:id="7"/>
+      <w:bookmarkEnd w:id="8"/>
     </w:p>
     <w:p>
       <w:pPr>
@@ -4478,7 +4570,25 @@
         <w:rPr>
           <w:lang w:eastAsia="es-CO"/>
         </w:rPr>
-        <w:t>Comprender un texto en los tres niveles mencionados se necesita de un proceso.</w:t>
+        <w:t>Para c</w:t>
+      </w:r>
+      <w:r>
+        <w:rPr>
+          <w:lang w:eastAsia="es-CO"/>
+        </w:rPr>
+        <w:t>omprender un texto en los tres niveles mencionados</w:t>
+      </w:r>
+      <w:r>
+        <w:rPr>
+          <w:lang w:eastAsia="es-CO"/>
+        </w:rPr>
+        <w:t>,</w:t>
+      </w:r>
+      <w:r>
+        <w:rPr>
+          <w:lang w:eastAsia="es-CO"/>
+        </w:rPr>
+        <w:t xml:space="preserve"> se necesita de un proceso.</w:t>
       </w:r>
     </w:p>
     <w:p>
@@ -4567,6 +4677,7 @@
         <w:rPr>
           <w:lang w:eastAsia="es-CO"/>
         </w:rPr>
+        <w:lastRenderedPageBreak/>
         <w:t>Analizar cada párrafo para construir una idea global del contenido.</w:t>
       </w:r>
     </w:p>
@@ -4872,7 +4983,7 @@
         <w:rPr>
           <w:lang w:eastAsia="es-CO"/>
         </w:rPr>
-        <w:t>La función esencial del lenguaje es permitir a las personas la interacción y coordinación de sus acciones, mediante la comunicación de significados construidos por un emisor y destinados a un receptor. El receptor, a su vez, se vuelve emisor de los significados que va construyendo. Como herramienta de interacción y comunicación, el lenguaje tiene diferentes funciones. Estas funciones pueden ser:</w:t>
+        <w:t xml:space="preserve">La función esencial del lenguaje es permitir a las personas la interacción y coordinación de sus acciones, mediante la comunicación de significados construidos por un emisor y destinados a un receptor. El receptor, a su vez, se vuelve emisor de los significados que va construyendo. Como herramienta de interacción y comunicación, el lenguaje tiene diferentes funciones. </w:t>
       </w:r>
     </w:p>
     <w:p>
@@ -5019,7 +5130,7 @@
                     </pic:cNvPicPr>
                   </pic:nvPicPr>
                   <pic:blipFill>
-                    <a:blip r:embed="rId10">
+                    <a:blip r:embed="rId13">
                       <a:extLst>
                         <a:ext uri="{28A0092B-C50C-407E-A947-70E740481C1C}">
                           <a14:useLocalDpi xmlns:a14="http://schemas.microsoft.com/office/drawing/2010/main" val="0"/>
@@ -5053,6 +5164,459 @@
         <w:spacing w:before="0" w:after="0" w:line="240" w:lineRule="auto"/>
         <w:ind w:firstLine="0"/>
         <w:rPr>
+          <w:b/>
+          <w:lang w:eastAsia="es-CO"/>
+        </w:rPr>
+      </w:pPr>
+      <w:r>
+        <w:rPr>
+          <w:b/>
+          <w:lang w:eastAsia="es-CO"/>
+        </w:rPr>
+        <w:t>Funciones del lenguaje</w:t>
+      </w:r>
+    </w:p>
+    <w:p>
+      <w:pPr>
+        <w:spacing w:before="0" w:after="0" w:line="240" w:lineRule="auto"/>
+        <w:ind w:firstLine="0"/>
+        <w:rPr>
+          <w:b/>
+          <w:lang w:eastAsia="es-CO"/>
+        </w:rPr>
+      </w:pPr>
+    </w:p>
+    <w:p>
+      <w:pPr>
+        <w:spacing w:before="0" w:after="0" w:line="240" w:lineRule="auto"/>
+        <w:ind w:firstLine="0"/>
+        <w:rPr>
+          <w:b/>
+          <w:lang w:eastAsia="es-CO"/>
+        </w:rPr>
+      </w:pPr>
+      <w:r>
+        <w:rPr>
+          <w:lang w:eastAsia="es-CO"/>
+        </w:rPr>
+        <w:t xml:space="preserve"> </w:t>
+      </w:r>
+      <w:r>
+        <w:rPr>
+          <w:b/>
+          <w:lang w:eastAsia="es-CO"/>
+        </w:rPr>
+        <w:t>Persuasiva o Apelativa</w:t>
+      </w:r>
+    </w:p>
+    <w:p>
+      <w:pPr>
+        <w:spacing w:before="0" w:after="0" w:line="240" w:lineRule="auto"/>
+        <w:ind w:firstLine="0"/>
+        <w:rPr>
+          <w:lang w:eastAsia="es-CO"/>
+        </w:rPr>
+      </w:pPr>
+    </w:p>
+    <w:p>
+      <w:pPr>
+        <w:pStyle w:val="Prrafodelista"/>
+        <w:numPr>
+          <w:ilvl w:val="0"/>
+          <w:numId w:val="45"/>
+        </w:numPr>
+        <w:spacing w:before="0" w:after="0" w:line="240" w:lineRule="auto"/>
+        <w:rPr>
+          <w:lang w:eastAsia="es-CO"/>
+        </w:rPr>
+      </w:pPr>
+      <w:r>
+        <w:rPr>
+          <w:lang w:eastAsia="es-CO"/>
+        </w:rPr>
+        <w:t>Publicidad</w:t>
+      </w:r>
+    </w:p>
+    <w:p>
+      <w:pPr>
+        <w:pStyle w:val="Prrafodelista"/>
+        <w:numPr>
+          <w:ilvl w:val="0"/>
+          <w:numId w:val="45"/>
+        </w:numPr>
+        <w:spacing w:before="0" w:after="0" w:line="240" w:lineRule="auto"/>
+        <w:rPr>
+          <w:lang w:eastAsia="es-CO"/>
+        </w:rPr>
+      </w:pPr>
+      <w:r>
+        <w:rPr>
+          <w:lang w:eastAsia="es-CO"/>
+        </w:rPr>
+        <w:t>Discurso político</w:t>
+      </w:r>
+    </w:p>
+    <w:p>
+      <w:pPr>
+        <w:pStyle w:val="Prrafodelista"/>
+        <w:numPr>
+          <w:ilvl w:val="0"/>
+          <w:numId w:val="45"/>
+        </w:numPr>
+        <w:spacing w:before="0" w:after="0" w:line="240" w:lineRule="auto"/>
+        <w:rPr>
+          <w:lang w:eastAsia="es-CO"/>
+        </w:rPr>
+      </w:pPr>
+      <w:r>
+        <w:rPr>
+          <w:lang w:eastAsia="es-CO"/>
+        </w:rPr>
+        <w:t>Artículo de opinión</w:t>
+      </w:r>
+    </w:p>
+    <w:p>
+      <w:pPr>
+        <w:pStyle w:val="Prrafodelista"/>
+        <w:numPr>
+          <w:ilvl w:val="0"/>
+          <w:numId w:val="45"/>
+        </w:numPr>
+        <w:spacing w:before="0" w:after="0" w:line="240" w:lineRule="auto"/>
+        <w:rPr>
+          <w:lang w:eastAsia="es-CO"/>
+        </w:rPr>
+      </w:pPr>
+      <w:r>
+        <w:rPr>
+          <w:lang w:eastAsia="es-CO"/>
+        </w:rPr>
+        <w:t>Crítica de arte</w:t>
+      </w:r>
+    </w:p>
+    <w:p>
+      <w:pPr>
+        <w:pStyle w:val="Prrafodelista"/>
+        <w:numPr>
+          <w:ilvl w:val="0"/>
+          <w:numId w:val="45"/>
+        </w:numPr>
+        <w:spacing w:before="0" w:after="0" w:line="240" w:lineRule="auto"/>
+        <w:rPr>
+          <w:lang w:eastAsia="es-CO"/>
+        </w:rPr>
+      </w:pPr>
+      <w:r>
+        <w:rPr>
+          <w:lang w:eastAsia="es-CO"/>
+        </w:rPr>
+        <w:t>Carta</w:t>
+      </w:r>
+    </w:p>
+    <w:p>
+      <w:pPr>
+        <w:pStyle w:val="Prrafodelista"/>
+        <w:numPr>
+          <w:ilvl w:val="0"/>
+          <w:numId w:val="45"/>
+        </w:numPr>
+        <w:spacing w:before="0" w:after="0" w:line="240" w:lineRule="auto"/>
+        <w:rPr>
+          <w:lang w:eastAsia="es-CO"/>
+        </w:rPr>
+      </w:pPr>
+      <w:r>
+        <w:rPr>
+          <w:lang w:eastAsia="es-CO"/>
+        </w:rPr>
+        <w:t>Otros</w:t>
+      </w:r>
+    </w:p>
+    <w:p>
+      <w:pPr>
+        <w:spacing w:before="0" w:after="0" w:line="240" w:lineRule="auto"/>
+        <w:ind w:firstLine="0"/>
+        <w:rPr>
+          <w:lang w:eastAsia="es-CO"/>
+        </w:rPr>
+      </w:pPr>
+    </w:p>
+    <w:p>
+      <w:pPr>
+        <w:spacing w:before="0" w:after="0" w:line="240" w:lineRule="auto"/>
+        <w:ind w:firstLine="0"/>
+        <w:rPr>
+          <w:b/>
+          <w:lang w:eastAsia="es-CO"/>
+        </w:rPr>
+      </w:pPr>
+      <w:r>
+        <w:rPr>
+          <w:b/>
+          <w:lang w:eastAsia="es-CO"/>
+        </w:rPr>
+        <w:t>Expresiva</w:t>
+      </w:r>
+    </w:p>
+    <w:p>
+      <w:pPr>
+        <w:spacing w:before="0" w:after="0" w:line="240" w:lineRule="auto"/>
+        <w:ind w:firstLine="0"/>
+        <w:rPr>
+          <w:lang w:eastAsia="es-CO"/>
+        </w:rPr>
+      </w:pPr>
+    </w:p>
+    <w:p>
+      <w:pPr>
+        <w:pStyle w:val="Prrafodelista"/>
+        <w:numPr>
+          <w:ilvl w:val="0"/>
+          <w:numId w:val="46"/>
+        </w:numPr>
+        <w:spacing w:before="0" w:after="0" w:line="240" w:lineRule="auto"/>
+        <w:rPr>
+          <w:lang w:eastAsia="es-CO"/>
+        </w:rPr>
+      </w:pPr>
+      <w:r>
+        <w:rPr>
+          <w:lang w:eastAsia="es-CO"/>
+        </w:rPr>
+        <w:t>Poesía</w:t>
+      </w:r>
+    </w:p>
+    <w:p>
+      <w:pPr>
+        <w:pStyle w:val="Prrafodelista"/>
+        <w:numPr>
+          <w:ilvl w:val="0"/>
+          <w:numId w:val="46"/>
+        </w:numPr>
+        <w:spacing w:before="0" w:after="0" w:line="240" w:lineRule="auto"/>
+        <w:rPr>
+          <w:lang w:eastAsia="es-CO"/>
+        </w:rPr>
+      </w:pPr>
+      <w:r>
+        <w:rPr>
+          <w:lang w:eastAsia="es-CO"/>
+        </w:rPr>
+        <w:t>Novela</w:t>
+      </w:r>
+    </w:p>
+    <w:p>
+      <w:pPr>
+        <w:pStyle w:val="Prrafodelista"/>
+        <w:numPr>
+          <w:ilvl w:val="0"/>
+          <w:numId w:val="46"/>
+        </w:numPr>
+        <w:spacing w:before="0" w:after="0" w:line="240" w:lineRule="auto"/>
+        <w:rPr>
+          <w:lang w:eastAsia="es-CO"/>
+        </w:rPr>
+      </w:pPr>
+      <w:r>
+        <w:rPr>
+          <w:lang w:eastAsia="es-CO"/>
+        </w:rPr>
+        <w:t>Cuento</w:t>
+      </w:r>
+    </w:p>
+    <w:p>
+      <w:pPr>
+        <w:pStyle w:val="Prrafodelista"/>
+        <w:numPr>
+          <w:ilvl w:val="0"/>
+          <w:numId w:val="46"/>
+        </w:numPr>
+        <w:spacing w:before="0" w:after="0" w:line="240" w:lineRule="auto"/>
+        <w:rPr>
+          <w:lang w:eastAsia="es-CO"/>
+        </w:rPr>
+      </w:pPr>
+      <w:r>
+        <w:rPr>
+          <w:lang w:eastAsia="es-CO"/>
+        </w:rPr>
+        <w:t>Teatro</w:t>
+      </w:r>
+    </w:p>
+    <w:p>
+      <w:pPr>
+        <w:pStyle w:val="Prrafodelista"/>
+        <w:numPr>
+          <w:ilvl w:val="0"/>
+          <w:numId w:val="46"/>
+        </w:numPr>
+        <w:spacing w:before="0" w:after="0" w:line="240" w:lineRule="auto"/>
+        <w:rPr>
+          <w:lang w:eastAsia="es-CO"/>
+        </w:rPr>
+      </w:pPr>
+      <w:r>
+        <w:rPr>
+          <w:lang w:eastAsia="es-CO"/>
+        </w:rPr>
+        <w:t>Carta</w:t>
+      </w:r>
+    </w:p>
+    <w:p>
+      <w:pPr>
+        <w:spacing w:before="0" w:after="0" w:line="240" w:lineRule="auto"/>
+        <w:ind w:firstLine="0"/>
+        <w:rPr>
+          <w:b/>
+          <w:lang w:eastAsia="es-CO"/>
+        </w:rPr>
+      </w:pPr>
+      <w:r>
+        <w:rPr>
+          <w:b/>
+          <w:lang w:eastAsia="es-CO"/>
+        </w:rPr>
+        <w:lastRenderedPageBreak/>
+        <w:t xml:space="preserve"> Referencial o Informativa</w:t>
+      </w:r>
+    </w:p>
+    <w:p>
+      <w:pPr>
+        <w:spacing w:before="0" w:after="0" w:line="240" w:lineRule="auto"/>
+        <w:ind w:firstLine="0"/>
+        <w:rPr>
+          <w:lang w:eastAsia="es-CO"/>
+        </w:rPr>
+      </w:pPr>
+    </w:p>
+    <w:p>
+      <w:pPr>
+        <w:pStyle w:val="Prrafodelista"/>
+        <w:numPr>
+          <w:ilvl w:val="0"/>
+          <w:numId w:val="47"/>
+        </w:numPr>
+        <w:spacing w:before="0" w:after="0" w:line="240" w:lineRule="auto"/>
+        <w:rPr>
+          <w:lang w:eastAsia="es-CO"/>
+        </w:rPr>
+      </w:pPr>
+      <w:r>
+        <w:rPr>
+          <w:lang w:eastAsia="es-CO"/>
+        </w:rPr>
+        <w:t>Noticia</w:t>
+      </w:r>
+    </w:p>
+    <w:p>
+      <w:pPr>
+        <w:pStyle w:val="Prrafodelista"/>
+        <w:numPr>
+          <w:ilvl w:val="0"/>
+          <w:numId w:val="47"/>
+        </w:numPr>
+        <w:spacing w:before="0" w:after="0" w:line="240" w:lineRule="auto"/>
+        <w:rPr>
+          <w:lang w:eastAsia="es-CO"/>
+        </w:rPr>
+      </w:pPr>
+      <w:r>
+        <w:rPr>
+          <w:lang w:eastAsia="es-CO"/>
+        </w:rPr>
+        <w:t>Artículo informativo</w:t>
+      </w:r>
+    </w:p>
+    <w:p>
+      <w:pPr>
+        <w:pStyle w:val="Prrafodelista"/>
+        <w:numPr>
+          <w:ilvl w:val="0"/>
+          <w:numId w:val="47"/>
+        </w:numPr>
+        <w:spacing w:before="0" w:after="0" w:line="240" w:lineRule="auto"/>
+        <w:rPr>
+          <w:lang w:eastAsia="es-CO"/>
+        </w:rPr>
+      </w:pPr>
+      <w:r>
+        <w:rPr>
+          <w:lang w:eastAsia="es-CO"/>
+        </w:rPr>
+        <w:t>Texto escolar</w:t>
+      </w:r>
+    </w:p>
+    <w:p>
+      <w:pPr>
+        <w:pStyle w:val="Prrafodelista"/>
+        <w:numPr>
+          <w:ilvl w:val="0"/>
+          <w:numId w:val="47"/>
+        </w:numPr>
+        <w:spacing w:before="0" w:after="0" w:line="240" w:lineRule="auto"/>
+        <w:rPr>
+          <w:lang w:eastAsia="es-CO"/>
+        </w:rPr>
+      </w:pPr>
+      <w:r>
+        <w:rPr>
+          <w:lang w:eastAsia="es-CO"/>
+        </w:rPr>
+        <w:t>Conferencia</w:t>
+      </w:r>
+    </w:p>
+    <w:p>
+      <w:pPr>
+        <w:pStyle w:val="Prrafodelista"/>
+        <w:numPr>
+          <w:ilvl w:val="0"/>
+          <w:numId w:val="47"/>
+        </w:numPr>
+        <w:spacing w:before="0" w:after="0" w:line="240" w:lineRule="auto"/>
+        <w:rPr>
+          <w:lang w:eastAsia="es-CO"/>
+        </w:rPr>
+      </w:pPr>
+      <w:r>
+        <w:rPr>
+          <w:lang w:eastAsia="es-CO"/>
+        </w:rPr>
+        <w:t>Carta</w:t>
+      </w:r>
+    </w:p>
+    <w:p>
+      <w:pPr>
+        <w:pStyle w:val="Prrafodelista"/>
+        <w:numPr>
+          <w:ilvl w:val="0"/>
+          <w:numId w:val="47"/>
+        </w:numPr>
+        <w:spacing w:before="0" w:after="0" w:line="240" w:lineRule="auto"/>
+        <w:rPr>
+          <w:lang w:eastAsia="es-CO"/>
+        </w:rPr>
+      </w:pPr>
+      <w:r>
+        <w:rPr>
+          <w:lang w:eastAsia="es-CO"/>
+        </w:rPr>
+        <w:t>Cartel</w:t>
+      </w:r>
+    </w:p>
+    <w:p>
+      <w:pPr>
+        <w:spacing w:before="0" w:after="0" w:line="240" w:lineRule="auto"/>
+        <w:ind w:firstLine="0"/>
+        <w:rPr>
+          <w:lang w:eastAsia="es-CO"/>
+        </w:rPr>
+      </w:pPr>
+    </w:p>
+    <w:p>
+      <w:pPr>
+        <w:spacing w:before="0" w:after="0" w:line="240" w:lineRule="auto"/>
+        <w:ind w:firstLine="0"/>
+        <w:rPr>
           <w:lang w:eastAsia="es-CO"/>
         </w:rPr>
       </w:pPr>
@@ -5067,12 +5631,12 @@
       <w:pPr>
         <w:pStyle w:val="Ttulo1"/>
       </w:pPr>
-      <w:bookmarkStart w:id="8" w:name="_Toc223032252"/>
+      <w:bookmarkStart w:id="9" w:name="_Toc223032252"/>
       <w:r>
         <w:lastRenderedPageBreak/>
         <w:t>Comprensión específica de textos</w:t>
       </w:r>
-      <w:bookmarkEnd w:id="8"/>
+      <w:bookmarkEnd w:id="9"/>
     </w:p>
     <w:p>
       <w:pPr>
@@ -5097,7 +5661,19 @@
         <w:rPr>
           <w:lang w:eastAsia="es-CO"/>
         </w:rPr>
-        <w:t>Entender todos esos elementos del texto permite al lector llegar a una idea completa de lo que el autor ha escrito.</w:t>
+        <w:t xml:space="preserve">Entender todos </w:t>
+      </w:r>
+      <w:r>
+        <w:rPr>
+          <w:lang w:eastAsia="es-CO"/>
+        </w:rPr>
+        <w:t>estos</w:t>
+      </w:r>
+      <w:r>
+        <w:rPr>
+          <w:lang w:eastAsia="es-CO"/>
+        </w:rPr>
+        <w:t xml:space="preserve"> elementos del texto permite al lector llegar a una idea completa de lo que el autor ha escrito.</w:t>
       </w:r>
     </w:p>
     <w:p>
@@ -5567,7 +6143,7 @@
                     </pic:cNvPicPr>
                   </pic:nvPicPr>
                   <pic:blipFill>
-                    <a:blip r:embed="rId11">
+                    <a:blip r:embed="rId14">
                       <a:extLst>
                         <a:ext uri="{28A0092B-C50C-407E-A947-70E740481C1C}">
                           <a14:useLocalDpi xmlns:a14="http://schemas.microsoft.com/office/drawing/2010/main" val="0"/>
@@ -5604,9 +6180,16 @@
       </w:pPr>
       <w:r>
         <w:rPr>
-          <w:lang w:eastAsia="es-CO"/>
-        </w:rPr>
-        <w:t xml:space="preserve">Nota. Esquema elaborado a partir de </w:t>
+          <w:b/>
+          <w:lang w:eastAsia="es-CO"/>
+        </w:rPr>
+        <w:t>Nota</w:t>
+      </w:r>
+      <w:r>
+        <w:rPr>
+          <w:lang w:eastAsia="es-CO"/>
+        </w:rPr>
+        <w:t xml:space="preserve">. Esquema elaborado a partir de </w:t>
       </w:r>
       <w:proofErr w:type="spellStart"/>
       <w:r>
@@ -5631,6 +6214,205 @@
           <w:lang w:eastAsia="es-CO"/>
         </w:rPr>
       </w:pPr>
+    </w:p>
+    <w:p>
+      <w:pPr>
+        <w:spacing w:before="0" w:after="0" w:line="240" w:lineRule="auto"/>
+        <w:ind w:firstLine="0"/>
+        <w:rPr>
+          <w:lang w:eastAsia="es-CO"/>
+        </w:rPr>
+      </w:pPr>
+      <w:r>
+        <w:rPr>
+          <w:lang w:eastAsia="es-CO"/>
+        </w:rPr>
+        <w:t>Ingresa: Palabra, después estrategias todo esto genera.</w:t>
+      </w:r>
+    </w:p>
+    <w:p>
+      <w:pPr>
+        <w:spacing w:before="0" w:after="0" w:line="240" w:lineRule="auto"/>
+        <w:ind w:firstLine="0"/>
+        <w:rPr>
+          <w:lang w:eastAsia="es-CO"/>
+        </w:rPr>
+      </w:pPr>
+    </w:p>
+    <w:p>
+      <w:pPr>
+        <w:pStyle w:val="Prrafodelista"/>
+        <w:numPr>
+          <w:ilvl w:val="0"/>
+          <w:numId w:val="29"/>
+        </w:numPr>
+        <w:spacing w:before="0" w:after="0" w:line="240" w:lineRule="auto"/>
+        <w:rPr>
+          <w:lang w:eastAsia="es-CO"/>
+        </w:rPr>
+      </w:pPr>
+      <w:r>
+        <w:rPr>
+          <w:lang w:eastAsia="es-CO"/>
+        </w:rPr>
+        <w:t>Uso del vocabulario conocido</w:t>
+      </w:r>
+    </w:p>
+    <w:p>
+      <w:pPr>
+        <w:pStyle w:val="Prrafodelista"/>
+        <w:numPr>
+          <w:ilvl w:val="0"/>
+          <w:numId w:val="29"/>
+        </w:numPr>
+        <w:spacing w:before="0" w:after="0" w:line="240" w:lineRule="auto"/>
+        <w:rPr>
+          <w:lang w:eastAsia="es-CO"/>
+        </w:rPr>
+      </w:pPr>
+      <w:r>
+        <w:rPr>
+          <w:lang w:eastAsia="es-CO"/>
+        </w:rPr>
+        <w:t>Uso del contexto</w:t>
+      </w:r>
+    </w:p>
+    <w:p>
+      <w:pPr>
+        <w:pStyle w:val="Prrafodelista"/>
+        <w:numPr>
+          <w:ilvl w:val="0"/>
+          <w:numId w:val="29"/>
+        </w:numPr>
+        <w:spacing w:before="0" w:after="0" w:line="240" w:lineRule="auto"/>
+        <w:rPr>
+          <w:lang w:eastAsia="es-CO"/>
+        </w:rPr>
+      </w:pPr>
+      <w:r>
+        <w:rPr>
+          <w:lang w:eastAsia="es-CO"/>
+        </w:rPr>
+        <w:t>Uso del contexto</w:t>
+      </w:r>
+    </w:p>
+    <w:p>
+      <w:pPr>
+        <w:pStyle w:val="Prrafodelista"/>
+        <w:numPr>
+          <w:ilvl w:val="0"/>
+          <w:numId w:val="29"/>
+        </w:numPr>
+        <w:spacing w:before="0" w:after="0" w:line="240" w:lineRule="auto"/>
+        <w:rPr>
+          <w:lang w:eastAsia="es-CO"/>
+        </w:rPr>
+      </w:pPr>
+      <w:r>
+        <w:rPr>
+          <w:lang w:eastAsia="es-CO"/>
+        </w:rPr>
+        <w:t>Uso de familias de palabras</w:t>
+      </w:r>
+    </w:p>
+    <w:p>
+      <w:pPr>
+        <w:pStyle w:val="Prrafodelista"/>
+        <w:numPr>
+          <w:ilvl w:val="0"/>
+          <w:numId w:val="29"/>
+        </w:numPr>
+        <w:spacing w:before="0" w:after="0" w:line="240" w:lineRule="auto"/>
+        <w:rPr>
+          <w:lang w:eastAsia="es-CO"/>
+        </w:rPr>
+      </w:pPr>
+      <w:r>
+        <w:rPr>
+          <w:lang w:eastAsia="es-CO"/>
+        </w:rPr>
+        <w:t>Uso de sinónimos y antónimos</w:t>
+      </w:r>
+    </w:p>
+    <w:p>
+      <w:pPr>
+        <w:pStyle w:val="Prrafodelista"/>
+        <w:numPr>
+          <w:ilvl w:val="0"/>
+          <w:numId w:val="29"/>
+        </w:numPr>
+        <w:spacing w:before="0" w:after="0" w:line="240" w:lineRule="auto"/>
+        <w:rPr>
+          <w:lang w:eastAsia="es-CO"/>
+        </w:rPr>
+      </w:pPr>
+      <w:r>
+        <w:rPr>
+          <w:lang w:eastAsia="es-CO"/>
+        </w:rPr>
+        <w:t>Sinónimos – Antónimos</w:t>
+      </w:r>
+    </w:p>
+    <w:p>
+      <w:pPr>
+        <w:pStyle w:val="Prrafodelista"/>
+        <w:numPr>
+          <w:ilvl w:val="0"/>
+          <w:numId w:val="29"/>
+        </w:numPr>
+        <w:spacing w:before="0" w:after="0" w:line="240" w:lineRule="auto"/>
+        <w:rPr>
+          <w:lang w:eastAsia="es-CO"/>
+        </w:rPr>
+      </w:pPr>
+      <w:r>
+        <w:rPr>
+          <w:lang w:eastAsia="es-CO"/>
+        </w:rPr>
+        <w:t>Significado de la palabra</w:t>
+      </w:r>
+    </w:p>
+    <w:p>
+      <w:pPr>
+        <w:spacing w:before="0" w:after="0" w:line="240" w:lineRule="auto"/>
+        <w:ind w:firstLine="0"/>
+        <w:rPr>
+          <w:lang w:eastAsia="es-CO"/>
+        </w:rPr>
+      </w:pPr>
+    </w:p>
+    <w:p>
+      <w:pPr>
+        <w:spacing w:before="0" w:after="0" w:line="240" w:lineRule="auto"/>
+        <w:ind w:firstLine="0"/>
+        <w:rPr>
+          <w:lang w:eastAsia="es-CO"/>
+        </w:rPr>
+      </w:pPr>
+      <w:r>
+        <w:rPr>
+          <w:lang w:eastAsia="es-CO"/>
+        </w:rPr>
+        <w:t>Resultado: significado de la palabra.</w:t>
+      </w:r>
+    </w:p>
+    <w:p>
+      <w:pPr>
+        <w:spacing w:before="0" w:after="0" w:line="240" w:lineRule="auto"/>
+        <w:ind w:firstLine="0"/>
+        <w:rPr>
+          <w:lang w:eastAsia="es-CO"/>
+        </w:rPr>
+      </w:pPr>
+    </w:p>
+    <w:p>
+      <w:pPr>
+        <w:spacing w:before="0" w:after="0" w:line="240" w:lineRule="auto"/>
+        <w:ind w:firstLine="0"/>
+        <w:rPr>
+          <w:lang w:eastAsia="es-CO"/>
+        </w:rPr>
+      </w:pPr>
       <w:r>
         <w:rPr>
           <w:lang w:eastAsia="es-CO"/>
@@ -5642,12 +6424,12 @@
       <w:pPr>
         <w:pStyle w:val="Ttulo1"/>
       </w:pPr>
-      <w:bookmarkStart w:id="9" w:name="_Toc223032253"/>
+      <w:bookmarkStart w:id="10" w:name="_Toc223032253"/>
       <w:r>
         <w:lastRenderedPageBreak/>
         <w:t>Análisis de oraciones</w:t>
       </w:r>
-      <w:bookmarkEnd w:id="9"/>
+      <w:bookmarkEnd w:id="10"/>
     </w:p>
     <w:p>
       <w:pPr>
@@ -5698,8 +6480,8 @@
           <w:lang w:eastAsia="es-CO"/>
         </w:rPr>
       </w:pPr>
-      <w:bookmarkStart w:id="10" w:name="_Toc223032254"/>
-      <w:bookmarkEnd w:id="10"/>
+      <w:bookmarkStart w:id="11" w:name="_Toc223032254"/>
+      <w:bookmarkEnd w:id="11"/>
     </w:p>
     <w:p>
       <w:pPr>
@@ -5724,8 +6506,8 @@
           <w:lang w:eastAsia="es-CO"/>
         </w:rPr>
       </w:pPr>
-      <w:bookmarkStart w:id="11" w:name="_Toc223032255"/>
-      <w:bookmarkEnd w:id="11"/>
+      <w:bookmarkStart w:id="12" w:name="_Toc223032255"/>
+      <w:bookmarkEnd w:id="12"/>
     </w:p>
     <w:p>
       <w:pPr>
@@ -5750,18 +6532,18 @@
           <w:lang w:eastAsia="es-CO"/>
         </w:rPr>
       </w:pPr>
-      <w:bookmarkStart w:id="12" w:name="_Toc223032256"/>
-      <w:bookmarkEnd w:id="12"/>
+      <w:bookmarkStart w:id="13" w:name="_Toc223032256"/>
+      <w:bookmarkEnd w:id="13"/>
     </w:p>
     <w:p>
       <w:pPr>
         <w:pStyle w:val="Ttulo2"/>
       </w:pPr>
-      <w:bookmarkStart w:id="13" w:name="_Toc223032257"/>
+      <w:bookmarkStart w:id="14" w:name="_Toc223032257"/>
       <w:r>
         <w:t>Estrategias para identificar la intencionalidad comunicativa</w:t>
       </w:r>
-      <w:bookmarkEnd w:id="13"/>
+      <w:bookmarkEnd w:id="14"/>
     </w:p>
     <w:p>
       <w:pPr>
@@ -5908,11 +6690,11 @@
       <w:pPr>
         <w:pStyle w:val="Ttulo2"/>
       </w:pPr>
-      <w:bookmarkStart w:id="14" w:name="_Toc223032258"/>
+      <w:bookmarkStart w:id="15" w:name="_Toc223032258"/>
       <w:r>
         <w:t>Estrategias para identificar relaciones entre partes</w:t>
       </w:r>
-      <w:bookmarkEnd w:id="14"/>
+      <w:bookmarkEnd w:id="15"/>
     </w:p>
     <w:p>
       <w:pPr>
@@ -6031,11 +6813,11 @@
       <w:pPr>
         <w:pStyle w:val="Ttulo2"/>
       </w:pPr>
-      <w:bookmarkStart w:id="15" w:name="_Toc223032259"/>
+      <w:bookmarkStart w:id="16" w:name="_Toc223032259"/>
       <w:r>
         <w:t>Estrategias para identificar la idea subyacente</w:t>
       </w:r>
-      <w:bookmarkEnd w:id="15"/>
+      <w:bookmarkEnd w:id="16"/>
     </w:p>
     <w:p>
       <w:pPr>
@@ -6194,20 +6976,20 @@
           <w:bCs/>
           <w:lang w:eastAsia="es-CO"/>
         </w:rPr>
-        <w:t>Identificar formas verbales</w:t>
-      </w:r>
-    </w:p>
-    <w:p>
-      <w:pPr>
-        <w:rPr>
-          <w:lang w:eastAsia="es-CO"/>
-        </w:rPr>
-      </w:pPr>
-      <w:r>
-        <w:rPr>
-          <w:lang w:eastAsia="es-CO"/>
-        </w:rPr>
-        <w:t>Determinar formas verbales y sus intenciones.</w:t>
+        <w:t>Verificar estructura</w:t>
+      </w:r>
+    </w:p>
+    <w:p>
+      <w:pPr>
+        <w:rPr>
+          <w:lang w:eastAsia="es-CO"/>
+        </w:rPr>
+      </w:pPr>
+      <w:r>
+        <w:rPr>
+          <w:lang w:eastAsia="es-CO"/>
+        </w:rPr>
+        <w:t>Determinar si la oración tiene una, dos o más partes.</w:t>
       </w:r>
     </w:p>
     <w:p>
@@ -6229,20 +7011,20 @@
           <w:bCs/>
           <w:lang w:eastAsia="es-CO"/>
         </w:rPr>
-        <w:t>Definir intencionalidad</w:t>
-      </w:r>
-    </w:p>
-    <w:p>
-      <w:pPr>
-        <w:rPr>
-          <w:lang w:eastAsia="es-CO"/>
-        </w:rPr>
-      </w:pPr>
-      <w:r>
-        <w:rPr>
-          <w:lang w:eastAsia="es-CO"/>
-        </w:rPr>
-        <w:t>Establecer la intencionalidad de la oración.</w:t>
+        <w:t>Identificar palabras de relación</w:t>
+      </w:r>
+    </w:p>
+    <w:p>
+      <w:pPr>
+        <w:rPr>
+          <w:lang w:eastAsia="es-CO"/>
+        </w:rPr>
+      </w:pPr>
+      <w:r>
+        <w:rPr>
+          <w:lang w:eastAsia="es-CO"/>
+        </w:rPr>
+        <w:t>Encontrar la palabra que conecta las partes.</w:t>
       </w:r>
     </w:p>
     <w:p>
@@ -6264,20 +7046,20 @@
           <w:bCs/>
           <w:lang w:eastAsia="es-CO"/>
         </w:rPr>
-        <w:t>Verificar estructura</w:t>
-      </w:r>
-    </w:p>
-    <w:p>
-      <w:pPr>
-        <w:rPr>
-          <w:lang w:eastAsia="es-CO"/>
-        </w:rPr>
-      </w:pPr>
-      <w:r>
-        <w:rPr>
-          <w:lang w:eastAsia="es-CO"/>
-        </w:rPr>
-        <w:t>Determinar si la oración tiene una, dos o más partes.</w:t>
+        <w:t>Definir papel de las partes</w:t>
+      </w:r>
+    </w:p>
+    <w:p>
+      <w:pPr>
+        <w:rPr>
+          <w:lang w:eastAsia="es-CO"/>
+        </w:rPr>
+      </w:pPr>
+      <w:r>
+        <w:rPr>
+          <w:lang w:eastAsia="es-CO"/>
+        </w:rPr>
+        <w:t>Explicar el papel de cada parte en la relación.</w:t>
       </w:r>
     </w:p>
     <w:p>
@@ -6299,20 +7081,20 @@
           <w:bCs/>
           <w:lang w:eastAsia="es-CO"/>
         </w:rPr>
-        <w:t>Identificar palabras de relación</w:t>
-      </w:r>
-    </w:p>
-    <w:p>
-      <w:pPr>
-        <w:rPr>
-          <w:lang w:eastAsia="es-CO"/>
-        </w:rPr>
-      </w:pPr>
-      <w:r>
-        <w:rPr>
-          <w:lang w:eastAsia="es-CO"/>
-        </w:rPr>
-        <w:t>Encontrar la palabra que conecta las partes.</w:t>
+        <w:t>Identificar matices</w:t>
+      </w:r>
+    </w:p>
+    <w:p>
+      <w:pPr>
+        <w:rPr>
+          <w:lang w:eastAsia="es-CO"/>
+        </w:rPr>
+      </w:pPr>
+      <w:r>
+        <w:rPr>
+          <w:lang w:eastAsia="es-CO"/>
+        </w:rPr>
+        <w:t>Reconocer matices y posibilidades de intencionalidad.</w:t>
       </w:r>
     </w:p>
     <w:p>
@@ -6334,20 +7116,20 @@
           <w:bCs/>
           <w:lang w:eastAsia="es-CO"/>
         </w:rPr>
-        <w:t>Definir papel de las partes</w:t>
-      </w:r>
-    </w:p>
-    <w:p>
-      <w:pPr>
-        <w:rPr>
-          <w:lang w:eastAsia="es-CO"/>
-        </w:rPr>
-      </w:pPr>
-      <w:r>
-        <w:rPr>
-          <w:lang w:eastAsia="es-CO"/>
-        </w:rPr>
-        <w:t>Explicar el papel de cada parte en la relación.</w:t>
+        <w:t>Clasificar tipo de oración</w:t>
+      </w:r>
+    </w:p>
+    <w:p>
+      <w:pPr>
+        <w:rPr>
+          <w:lang w:eastAsia="es-CO"/>
+        </w:rPr>
+      </w:pPr>
+      <w:r>
+        <w:rPr>
+          <w:lang w:eastAsia="es-CO"/>
+        </w:rPr>
+        <w:t>Clasificar la oración como enunciativa, interrogativa o exclamativa.</w:t>
       </w:r>
     </w:p>
     <w:p>
@@ -6370,20 +7152,20 @@
           <w:lang w:eastAsia="es-CO"/>
         </w:rPr>
         <w:lastRenderedPageBreak/>
-        <w:t>Identificar matices</w:t>
-      </w:r>
-    </w:p>
-    <w:p>
-      <w:pPr>
-        <w:rPr>
-          <w:lang w:eastAsia="es-CO"/>
-        </w:rPr>
-      </w:pPr>
-      <w:r>
-        <w:rPr>
-          <w:lang w:eastAsia="es-CO"/>
-        </w:rPr>
-        <w:t>Reconocer matices y posibilidades de intencionalidad.</w:t>
+        <w:t>Analizar contexto</w:t>
+      </w:r>
+    </w:p>
+    <w:p>
+      <w:pPr>
+        <w:rPr>
+          <w:lang w:eastAsia="es-CO"/>
+        </w:rPr>
+      </w:pPr>
+      <w:r>
+        <w:rPr>
+          <w:lang w:eastAsia="es-CO"/>
+        </w:rPr>
+        <w:t>Utilizar el contexto para aclarar la intencionalidad.</w:t>
       </w:r>
     </w:p>
     <w:p>
@@ -6405,20 +7187,20 @@
           <w:bCs/>
           <w:lang w:eastAsia="es-CO"/>
         </w:rPr>
-        <w:t>Clasificar tipo de oración</w:t>
-      </w:r>
-    </w:p>
-    <w:p>
-      <w:pPr>
-        <w:rPr>
-          <w:lang w:eastAsia="es-CO"/>
-        </w:rPr>
-      </w:pPr>
-      <w:r>
-        <w:rPr>
-          <w:lang w:eastAsia="es-CO"/>
-        </w:rPr>
-        <w:t>Clasificar la oración como enunciativa, interrogativa o exclamativa.</w:t>
+        <w:t>Separar partes</w:t>
+      </w:r>
+    </w:p>
+    <w:p>
+      <w:pPr>
+        <w:rPr>
+          <w:lang w:eastAsia="es-CO"/>
+        </w:rPr>
+      </w:pPr>
+      <w:r>
+        <w:rPr>
+          <w:lang w:eastAsia="es-CO"/>
+        </w:rPr>
+        <w:t>Dividir la oración en sus componentes.</w:t>
       </w:r>
     </w:p>
     <w:p>
@@ -6440,76 +7222,6 @@
           <w:bCs/>
           <w:lang w:eastAsia="es-CO"/>
         </w:rPr>
-        <w:t>Analizar contexto</w:t>
-      </w:r>
-    </w:p>
-    <w:p>
-      <w:pPr>
-        <w:rPr>
-          <w:lang w:eastAsia="es-CO"/>
-        </w:rPr>
-      </w:pPr>
-      <w:r>
-        <w:rPr>
-          <w:lang w:eastAsia="es-CO"/>
-        </w:rPr>
-        <w:t>Utilizar el contexto para aclarar la intencionalidad.</w:t>
-      </w:r>
-    </w:p>
-    <w:p>
-      <w:pPr>
-        <w:pStyle w:val="Prrafodelista"/>
-        <w:numPr>
-          <w:ilvl w:val="0"/>
-          <w:numId w:val="31"/>
-        </w:numPr>
-        <w:rPr>
-          <w:b/>
-          <w:bCs/>
-          <w:lang w:eastAsia="es-CO"/>
-        </w:rPr>
-      </w:pPr>
-      <w:r>
-        <w:rPr>
-          <w:b/>
-          <w:bCs/>
-          <w:lang w:eastAsia="es-CO"/>
-        </w:rPr>
-        <w:t>Separar partes</w:t>
-      </w:r>
-    </w:p>
-    <w:p>
-      <w:pPr>
-        <w:rPr>
-          <w:lang w:eastAsia="es-CO"/>
-        </w:rPr>
-      </w:pPr>
-      <w:r>
-        <w:rPr>
-          <w:lang w:eastAsia="es-CO"/>
-        </w:rPr>
-        <w:t>Dividir la oración en sus componentes.</w:t>
-      </w:r>
-    </w:p>
-    <w:p>
-      <w:pPr>
-        <w:pStyle w:val="Prrafodelista"/>
-        <w:numPr>
-          <w:ilvl w:val="0"/>
-          <w:numId w:val="31"/>
-        </w:numPr>
-        <w:rPr>
-          <w:b/>
-          <w:bCs/>
-          <w:lang w:eastAsia="es-CO"/>
-        </w:rPr>
-      </w:pPr>
-      <w:r>
-        <w:rPr>
-          <w:b/>
-          <w:bCs/>
-          <w:lang w:eastAsia="es-CO"/>
-        </w:rPr>
         <w:t>Determinar tipo de relación</w:t>
       </w:r>
     </w:p>
@@ -6545,12 +7257,12 @@
       <w:pPr>
         <w:pStyle w:val="Ttulo1"/>
       </w:pPr>
-      <w:bookmarkStart w:id="16" w:name="_Toc223032260"/>
+      <w:bookmarkStart w:id="17" w:name="_Toc223032260"/>
       <w:r>
         <w:lastRenderedPageBreak/>
         <w:t>Competencias de lectura crítica</w:t>
       </w:r>
-      <w:bookmarkEnd w:id="16"/>
+      <w:bookmarkEnd w:id="17"/>
     </w:p>
     <w:p>
       <w:pPr>
@@ -6689,18 +7401,18 @@
           <w:szCs w:val="26"/>
         </w:rPr>
       </w:pPr>
-      <w:bookmarkStart w:id="17" w:name="_Toc223032261"/>
-      <w:bookmarkEnd w:id="17"/>
+      <w:bookmarkStart w:id="18" w:name="_Toc223032261"/>
+      <w:bookmarkEnd w:id="18"/>
     </w:p>
     <w:p>
       <w:pPr>
         <w:pStyle w:val="Ttulo2"/>
       </w:pPr>
-      <w:bookmarkStart w:id="18" w:name="_Toc223032262"/>
+      <w:bookmarkStart w:id="19" w:name="_Toc223032262"/>
       <w:r>
         <w:t>Contenidos locales del texto</w:t>
       </w:r>
-      <w:bookmarkEnd w:id="18"/>
+      <w:bookmarkEnd w:id="19"/>
       <w:r>
         <w:t xml:space="preserve"> </w:t>
       </w:r>
@@ -6758,11 +7470,11 @@
       <w:pPr>
         <w:pStyle w:val="Ttulo2"/>
       </w:pPr>
-      <w:bookmarkStart w:id="19" w:name="_Toc223032263"/>
+      <w:bookmarkStart w:id="20" w:name="_Toc223032263"/>
       <w:r>
         <w:t>Sentido global del texto</w:t>
       </w:r>
-      <w:bookmarkEnd w:id="19"/>
+      <w:bookmarkEnd w:id="20"/>
     </w:p>
     <w:p>
       <w:pPr>
@@ -6829,7 +7541,19 @@
         <w:rPr>
           <w:lang w:eastAsia="es-CO"/>
         </w:rPr>
-        <w:t>El estudiante comprende las relaciones entre diferentes partes o enunciados de un texto.</w:t>
+        <w:t xml:space="preserve">El estudiante comprende las relaciones </w:t>
+      </w:r>
+      <w:r>
+        <w:rPr>
+          <w:lang w:eastAsia="es-CO"/>
+        </w:rPr>
+        <w:t>las</w:t>
+      </w:r>
+      <w:r>
+        <w:rPr>
+          <w:lang w:eastAsia="es-CO"/>
+        </w:rPr>
+        <w:t xml:space="preserve"> diferentes partes o enunciados de un texto.</w:t>
       </w:r>
     </w:p>
     <w:p>
@@ -6865,18 +7589,30 @@
         <w:rPr>
           <w:lang w:eastAsia="es-CO"/>
         </w:rPr>
-        <w:t>El estudiante identifica el tipo de relación existente entre diferentes elementos de un texto discontinuo.</w:t>
+        <w:t xml:space="preserve">El estudiante identifica el tipo de relación existente </w:t>
+      </w:r>
+      <w:r>
+        <w:rPr>
+          <w:lang w:eastAsia="es-CO"/>
+        </w:rPr>
+        <w:t>los</w:t>
+      </w:r>
+      <w:r>
+        <w:rPr>
+          <w:lang w:eastAsia="es-CO"/>
+        </w:rPr>
+        <w:t xml:space="preserve"> diferentes elementos de un texto discontinuo.</w:t>
       </w:r>
     </w:p>
     <w:p>
       <w:pPr>
         <w:pStyle w:val="Ttulo2"/>
       </w:pPr>
-      <w:bookmarkStart w:id="20" w:name="_Toc223032264"/>
+      <w:bookmarkStart w:id="21" w:name="_Toc223032264"/>
       <w:r>
         <w:t>Reflexión y evaluación textual</w:t>
       </w:r>
-      <w:bookmarkEnd w:id="20"/>
+      <w:bookmarkEnd w:id="21"/>
     </w:p>
     <w:p>
       <w:pPr>
@@ -7000,12 +7736,12 @@
       <w:pPr>
         <w:pStyle w:val="Ttulo1"/>
       </w:pPr>
-      <w:bookmarkStart w:id="21" w:name="_Toc223032265"/>
+      <w:bookmarkStart w:id="22" w:name="_Toc223032265"/>
       <w:r>
         <w:lastRenderedPageBreak/>
         <w:t>Aplicación de técnicas de lectura</w:t>
       </w:r>
-      <w:bookmarkEnd w:id="21"/>
+      <w:bookmarkEnd w:id="22"/>
     </w:p>
     <w:p>
       <w:pPr>
@@ -7685,76 +8421,239 @@
           </w:tcPr>
           <w:p>
             <w:r>
-              <w:t xml:space="preserve">Bienvenido a este episodio sobre comprensión lectora mediante análisis crítico. </w:t>
+              <w:rPr>
+                <w:b/>
+              </w:rPr>
+              <w:t>FABIO</w:t>
+            </w:r>
+            <w:r>
+              <w:t>: o</w:t>
+            </w:r>
+            <w:r>
+              <w:t xml:space="preserve">ye, revisa estas diapositivas. Siento que la presentación tiene buena información, pero está algo enredada.  </w:t>
             </w:r>
           </w:p>
           <w:p>
             <w:r>
-              <w:t>Cuando el lector se enfrenta a un texto, extrae múltiples ideas que requieren organización coherente. Además, es fundamental verificar si realmente se está comprendiendo lo que se lee. Hoy se presentan dos estrategias esenciales: cómo ordenar las ideas más importantes de un texto y cómo verificar la efectividad de la comprensión lectora.</w:t>
+              <w:rPr>
+                <w:b/>
+              </w:rPr>
+              <w:t>CAROLINA</w:t>
+            </w:r>
+            <w:r>
+              <w:t>: e</w:t>
+            </w:r>
+            <w:r>
+              <w:t xml:space="preserve">so pasa mucho. Cuando leemos, sacamos varias ideas importantes, pero si no las organizamos, se vuelven confusas. Vamos a aplicar una técnica sencilla que aprendí en un curso de Lectura Crítica del SENA. </w:t>
             </w:r>
           </w:p>
           <w:p>
             <w:r>
-              <w:lastRenderedPageBreak/>
-              <w:t>Una vez extraídas las ideas principales de un texto, es fundamental organizarlas de manera coherente. Este proceso facilita tanto la comprensión global como la retención de la información relevante. Para ordenar las ideas extraídas, el lector debe seguir tres pasos fundamentales:</w:t>
+              <w:rPr>
+                <w:b/>
+              </w:rPr>
+              <w:t>FABIO</w:t>
+            </w:r>
+            <w:r>
+              <w:t>: p</w:t>
+            </w:r>
+            <w:r>
+              <w:t xml:space="preserve">erfecto. ¿Cuál es el primer paso? </w:t>
             </w:r>
           </w:p>
           <w:p>
             <w:r>
-              <w:t>El primer paso consiste en releer todas las ideas identificadas. Esta revisión permite tener una visión panorámica del contenido y facilita la identificación de conexiones lógicas entre las ideas. Por ejemplo, si el lector identifica cinco ideas en un artículo sobre cambio climático, debe releerlas todas antes de organizarlas. El segundo paso implica buscar ideas cercanas y relacionadas, es decir, identificar aquellas que comparten temas comunes, relaciones de causa y efecto, secuencias temporales o categorías temáticas. Por ejemplo, si tres ideas hablan sobre causas del cambio climático y dos sobre consecuencias, el lector agrupa las tres primeras y las dos siguientes. El tercer paso consiste en ordenar las ideas agrupando aquellas que están cercanas o ligadas entre sí. Este ordenamiento puede seguir diferentes criterios: cronológico, temático, por importancia o según la estructura lógica del texto original. Por ejemplo, el lector coloca primero el grupo de causas, luego el grupo de consecuencias, creando una secuencia lógica de comprensión.</w:t>
+              <w:rPr>
+                <w:b/>
+              </w:rPr>
+              <w:lastRenderedPageBreak/>
+              <w:t>CAROLINA</w:t>
+            </w:r>
+            <w:r>
+              <w:t>: p</w:t>
+            </w:r>
+            <w:r>
+              <w:t xml:space="preserve">rimero, releamos todas las ideas principales que anotaste. Esto nos da una visión general del contenido. A veces creemos que entendimos, pero al revisar, encontramos nuevas ideas. </w:t>
             </w:r>
           </w:p>
           <w:p>
             <w:r>
-              <w:t>Ahora bien, leer no es suficiente. Es necesario verificar si realmente se está comprendiendo el texto. El monitoreo de la comprensión permite al lector evaluar la efectividad de las estrategias aplicadas durante la lectura y detectar dificultades de manera oportuna. Existen dos tipos de monitoreo: el externo y el interno.</w:t>
+              <w:rPr>
+                <w:b/>
+              </w:rPr>
+              <w:t>FABIO</w:t>
+            </w:r>
+            <w:r>
+              <w:t>: y</w:t>
+            </w:r>
+            <w:r>
+              <w:t xml:space="preserve">a veo… aquí hay varias que hablan del problema y otras de las soluciones. </w:t>
             </w:r>
           </w:p>
           <w:p>
             <w:r>
-              <w:t xml:space="preserve">El monitoreo externo se realiza mediante la intervención de un mediador, como un docente o tutor, quien verifica la comprensión del lector a través de preguntas </w:t>
+              <w:rPr>
+                <w:b/>
+              </w:rPr>
+              <w:t>CAROLINA</w:t>
             </w:r>
             <w:r>
-              <w:lastRenderedPageBreak/>
-              <w:t>específicas, revisiones de productos elaborados o diversas formas de indagación. Por otro lado.</w:t>
+              <w:t>: e</w:t>
+            </w:r>
+            <w:r>
+              <w:t xml:space="preserve">se es el segundo paso: agrupar ideas relacionadas. Podemos juntarlas por tema, por causa y efecto o por secuencia. Así, evitamos repetir información y construimos un mensaje más claro. </w:t>
             </w:r>
           </w:p>
           <w:p>
             <w:r>
-              <w:t>El monitoreo interno o automonitoreo ocurre cuando el lector posee herramientas para controlar su propia comprensión de forma autónoma. Este proceso representa un acto metacognitivo: la capacidad para reflexionar sobre cómo está ocurriendo el conocimiento en uno mismo y buscar formas de solucionar autónomamente las dificultades que se presentan.</w:t>
+              <w:rPr>
+                <w:b/>
+              </w:rPr>
+              <w:t>FABIO</w:t>
+            </w:r>
+            <w:r>
+              <w:t>: y</w:t>
+            </w:r>
+            <w:r>
+              <w:t xml:space="preserve"> el tercer paso sería ordenar esos grupos, ¿cierto? </w:t>
             </w:r>
           </w:p>
           <w:p>
             <w:r>
-              <w:t xml:space="preserve">Para el desarrollo de un </w:t>
+              <w:rPr>
+                <w:b/>
+              </w:rPr>
+              <w:t>CAROLINA</w:t>
+            </w:r>
+            <w:r>
+              <w:t>: e</w:t>
+            </w:r>
+            <w:r>
+              <w:t xml:space="preserve">xacto. Los organizamos de forma lógica. Por ejemplo, primero presentamos el problema y luego las soluciones. Ese orden facilita nuestra comprensión </w:t>
             </w:r>
             <w:proofErr w:type="gramStart"/>
             <w:r>
-              <w:t>automonitoreo efectivo</w:t>
+              <w:t>y</w:t>
             </w:r>
             <w:proofErr w:type="gramEnd"/>
             <w:r>
-              <w:t>, el lector debe implementar tres acciones fundamentales. La primera consiste en reflexionar sobre el propio proceso de conocimiento, preguntándose constantemente si está entendiendo lo que lee y qué estrategias está utilizando. La segunda acción implica identificar las dificultades de manera consciente y oportuna, reconociendo cuándo una palabra, oración o párrafo no queda claro. La tercera acción consiste en buscar de manera autónoma las estrategias apropiadas para superar las dificultades identificadas, lo cual puede incluir releer el texto, consultar el significado de palabras desconocidas o reformular mentalmente las ideas.</w:t>
+              <w:t xml:space="preserve"> por ende, la del público. </w:t>
             </w:r>
           </w:p>
           <w:p>
             <w:r>
-              <w:t>Para aplicar estas estrategias, imagine que lee un artículo sobre cambio climático: agrupe las ideas por categorías, ordénelas de manera lógica y pregúntese constantemente si está comprendiendo las relaciones entre ellas. Esta reflexión activa fortalece la automonitoreo y la comprensión profunda del texto. Leer críticamente implica organizar, reflexionar y verificar de manera constante.</w:t>
+              <w:rPr>
+                <w:b/>
+              </w:rPr>
+              <w:t>FABIO</w:t>
+            </w:r>
+            <w:r>
+              <w:t>: h</w:t>
+            </w:r>
+            <w:r>
+              <w:t xml:space="preserve">ablando de comprensión… a veces leo y creo que entiendo, pero después no logro explicarlo. </w:t>
             </w:r>
           </w:p>
           <w:p>
             <w:r>
-              <w:t>Recuerden</w:t>
+              <w:rPr>
+                <w:b/>
+              </w:rPr>
+              <w:t>CAROLINA</w:t>
+            </w:r>
+            <w:r>
+              <w:t>: p</w:t>
+            </w:r>
+            <w:r>
+              <w:t xml:space="preserve">ara eso es clave verificar si realmente comprendimos. A eso se le llama monitoreo de la comprensión. Puede ser externo, cuando alguien nos cuestiona, o interno, cuando nosotros mismos evaluamos si estamos entendiendo. </w:t>
             </w:r>
           </w:p>
           <w:p>
             <w:r>
-              <w:lastRenderedPageBreak/>
-              <w:t>Las estrategias presentadas fortalecerán la capacidad para organizar la información y construir opiniones fundamentadas. El lector crítico reflexiona y verifica constantemente su comprensión, convirtiendo cada lectura en una oportunidad de aprendizaje significativo.</w:t>
+              <w:rPr>
+                <w:b/>
+              </w:rPr>
+              <w:t>FABIO</w:t>
+            </w:r>
+            <w:r>
+              <w:t xml:space="preserve">: </w:t>
+            </w:r>
+            <w:r>
+              <w:t xml:space="preserve">¿Y cómo hacemos esa autoevaluación? </w:t>
             </w:r>
           </w:p>
           <w:p>
             <w:r>
-              <w:t>¡El lector que reflexiona sobre su propia comprensión aprende más y mejor! ¡Es momento de ordenar, reflexionar y verificar! ¡Anímense a escribir! ¡Manos a la obra, aprendices SENA!</w:t>
+              <w:rPr>
+                <w:b/>
+              </w:rPr>
+              <w:t>CAROLINA</w:t>
+            </w:r>
+            <w:r>
+              <w:t>: e</w:t>
+            </w:r>
+            <w:r>
+              <w:t xml:space="preserve">s muy simple, mientras leemos ir preguntándonos si estamos entendiendo, identificar si hay partes nos generan duda y buscar soluciones. Por </w:t>
+            </w:r>
+            <w:r>
+              <w:lastRenderedPageBreak/>
+              <w:t xml:space="preserve">ejemplo, releer un párrafo, consultar una palabra o tratar de explicar la idea con nuestras propias palabras. </w:t>
+            </w:r>
+          </w:p>
+          <w:p>
+            <w:r>
+              <w:rPr>
+                <w:b/>
+              </w:rPr>
+              <w:t>FABIO</w:t>
+            </w:r>
+            <w:r>
+              <w:t>: e</w:t>
+            </w:r>
+            <w:r>
+              <w:t xml:space="preserve">ntonces no se trata solo de leer, sino de organizar, revisar y reflexionar. </w:t>
+            </w:r>
+          </w:p>
+          <w:p>
+            <w:r>
+              <w:rPr>
+                <w:b/>
+              </w:rPr>
+              <w:t>CAROLINA</w:t>
+            </w:r>
+            <w:r>
+              <w:t>: e</w:t>
+            </w:r>
+            <w:r>
+              <w:t xml:space="preserve">xactamente. Cuando aplicamos estas técnicas, mejoramos nuestra comprensión y aprendemos de forma más efectiva. </w:t>
+            </w:r>
+          </w:p>
+          <w:p>
+            <w:r>
+              <w:rPr>
+                <w:b/>
+              </w:rPr>
+              <w:t>FABIO</w:t>
+            </w:r>
+            <w:r>
+              <w:t>: l</w:t>
+            </w:r>
+            <w:r>
+              <w:t xml:space="preserve">isto. Organicemos la presentación y comprobemos que todo esté claro antes de exponer. </w:t>
+            </w:r>
+          </w:p>
+          <w:p>
+            <w:r>
+              <w:rPr>
+                <w:b/>
+              </w:rPr>
+              <w:t>CAROLINA</w:t>
+            </w:r>
+            <w:r>
+              <w:t>: a</w:t>
+            </w:r>
+            <w:r>
+              <w:t xml:space="preserve">sí convertimos la lectura en una herramienta real de aprendizaje. </w:t>
             </w:r>
           </w:p>
         </w:tc>
@@ -7764,12 +8663,12 @@
       <w:pPr>
         <w:pStyle w:val="Titulosgenerales"/>
       </w:pPr>
-      <w:bookmarkStart w:id="22" w:name="_Toc223032266"/>
+      <w:bookmarkStart w:id="23" w:name="_Toc223032266"/>
       <w:r>
         <w:lastRenderedPageBreak/>
         <w:t>Síntesis</w:t>
       </w:r>
-      <w:bookmarkEnd w:id="22"/>
+      <w:bookmarkEnd w:id="23"/>
     </w:p>
     <w:p>
       <w:pPr>
@@ -7813,7 +8712,7 @@
                     </pic:cNvPicPr>
                   </pic:nvPicPr>
                   <pic:blipFill>
-                    <a:blip r:embed="rId12">
+                    <a:blip r:embed="rId15">
                       <a:extLst>
                         <a:ext uri="{28A0092B-C50C-407E-A947-70E740481C1C}">
                           <a14:useLocalDpi xmlns:a14="http://schemas.microsoft.com/office/drawing/2010/main" val="0"/>
@@ -7855,14 +8754,14 @@
       <w:pPr>
         <w:pStyle w:val="Titulosgenerales"/>
       </w:pPr>
-      <w:bookmarkStart w:id="23" w:name="_Toc176443725"/>
-      <w:bookmarkStart w:id="24" w:name="_Toc223032267"/>
+      <w:bookmarkStart w:id="24" w:name="_Toc176443725"/>
+      <w:bookmarkStart w:id="25" w:name="_Toc223032267"/>
       <w:r>
         <w:lastRenderedPageBreak/>
         <w:t>Glosario</w:t>
       </w:r>
-      <w:bookmarkEnd w:id="23"/>
       <w:bookmarkEnd w:id="24"/>
+      <w:bookmarkEnd w:id="25"/>
     </w:p>
     <w:p>
       <w:pPr>
@@ -8155,8 +9054,8 @@
           <w:lang w:val="es-MX"/>
         </w:rPr>
       </w:pPr>
-      <w:bookmarkStart w:id="25" w:name="_Toc176443726"/>
-      <w:bookmarkStart w:id="26" w:name="_Toc223032268"/>
+      <w:bookmarkStart w:id="26" w:name="_Toc176443726"/>
+      <w:bookmarkStart w:id="27" w:name="_Toc223032268"/>
       <w:r>
         <w:rPr>
           <w:lang w:val="es-MX"/>
@@ -8164,8 +9063,8 @@
         <w:lastRenderedPageBreak/>
         <w:t>Referencias bibliográficas</w:t>
       </w:r>
-      <w:bookmarkEnd w:id="25"/>
       <w:bookmarkEnd w:id="26"/>
+      <w:bookmarkEnd w:id="27"/>
     </w:p>
     <w:p>
       <w:pPr>
@@ -8206,7 +9105,7 @@
         </w:rPr>
         <w:t xml:space="preserve">: Revista de Investigación e Innovación Educativa, (32), pp. 1-20. </w:t>
       </w:r>
-      <w:hyperlink r:id="rId13" w:history="1">
+      <w:hyperlink r:id="rId16" w:history="1">
         <w:r>
           <w:rPr>
             <w:rStyle w:val="Hipervnculo"/>
@@ -8253,7 +9152,7 @@
         </w:rPr>
         <w:t xml:space="preserve">De Zubiría, M. (2002). Enfoques pedagógicos y didácticas contemporáneas. Manuscrito no publicado. </w:t>
       </w:r>
-      <w:hyperlink r:id="rId14" w:history="1">
+      <w:hyperlink r:id="rId17" w:history="1">
         <w:r>
           <w:rPr>
             <w:rStyle w:val="Hipervnculo"/>
@@ -8326,7 +9225,7 @@
         </w:rPr>
         <w:t xml:space="preserve">Serrano de Moreno, S., &amp; Madrid de Forero, A. (2007). Competencias de lectura crítica: Una propuesta para la reflexión y la práctica. Acción Pedagógica, (16), pp. 58-68. </w:t>
       </w:r>
-      <w:hyperlink r:id="rId15" w:history="1">
+      <w:hyperlink r:id="rId18" w:history="1">
         <w:r>
           <w:rPr>
             <w:rStyle w:val="Hipervnculo"/>
@@ -8353,14 +9252,14 @@
       <w:pPr>
         <w:pStyle w:val="Titulosgenerales"/>
       </w:pPr>
-      <w:bookmarkStart w:id="27" w:name="_Toc176443727"/>
-      <w:bookmarkStart w:id="28" w:name="_Toc223032269"/>
+      <w:bookmarkStart w:id="28" w:name="_Toc176443727"/>
+      <w:bookmarkStart w:id="29" w:name="_Toc223032269"/>
       <w:r>
         <w:lastRenderedPageBreak/>
         <w:t>Créditos</w:t>
       </w:r>
-      <w:bookmarkEnd w:id="27"/>
       <w:bookmarkEnd w:id="28"/>
+      <w:bookmarkEnd w:id="29"/>
     </w:p>
     <w:tbl>
       <w:tblPr>
@@ -8397,7 +9296,7 @@
                 <w:lang w:val="es-419" w:eastAsia="es-CO"/>
               </w:rPr>
             </w:pPr>
-            <w:bookmarkStart w:id="29" w:name="_Hlk154833079"/>
+            <w:bookmarkStart w:id="30" w:name="_Hlk154833079"/>
             <w:r>
               <w:rPr>
                 <w:rFonts w:asciiTheme="minorHAnsi" w:hAnsiTheme="minorHAnsi" w:cstheme="minorHAnsi"/>
@@ -8607,7 +9506,7 @@
               <w:ind w:firstLine="0"/>
             </w:pPr>
             <w:r>
-              <w:t>Regional Risaralda</w:t>
+              <w:t>Centro Agropecuario - Regional Risaralda</w:t>
             </w:r>
           </w:p>
         </w:tc>
@@ -8651,7 +9550,7 @@
               <w:ind w:firstLine="0"/>
             </w:pPr>
             <w:r>
-              <w:t>Regional Risaralda</w:t>
+              <w:t>Centro Agropecuario - Regional Risaralda</w:t>
             </w:r>
           </w:p>
         </w:tc>
@@ -8774,7 +9673,7 @@
             <w:pPr>
               <w:ind w:firstLine="0"/>
             </w:pPr>
-            <w:bookmarkStart w:id="30" w:name="_Hlk222766822"/>
+            <w:bookmarkStart w:id="31" w:name="_Hlk222766822"/>
             <w:r>
               <w:t>Juan Daniel Polanco Muñoz</w:t>
             </w:r>
@@ -8807,7 +9706,7 @@
           </w:p>
         </w:tc>
       </w:tr>
-      <w:bookmarkEnd w:id="30"/>
+      <w:bookmarkEnd w:id="31"/>
       <w:tr>
         <w:trPr>
           <w:jc w:val="center"/>
@@ -8931,7 +9830,7 @@
               <w:ind w:firstLine="0"/>
             </w:pPr>
             <w:r>
-              <w:t>María Fernanda Pineda Mora</w:t>
+              <w:t>Jorge Eduardo Rueda Peña</w:t>
             </w:r>
           </w:p>
         </w:tc>
@@ -9007,7 +9906,7 @@
           </w:p>
         </w:tc>
       </w:tr>
-      <w:bookmarkEnd w:id="29"/>
+      <w:bookmarkEnd w:id="30"/>
     </w:tbl>
     <w:p>
       <w:pPr>
@@ -9028,8 +9927,8 @@
       </w:pPr>
     </w:p>
     <w:sectPr>
-      <w:headerReference w:type="default" r:id="rId16"/>
-      <w:footerReference w:type="default" r:id="rId17"/>
+      <w:headerReference w:type="default" r:id="rId19"/>
+      <w:footerReference w:type="default" r:id="rId20"/>
       <w:pgSz w:w="12240" w:h="15840"/>
       <w:pgMar w:top="1701" w:right="1134" w:bottom="1134" w:left="1134" w:header="709" w:footer="737" w:gutter="0"/>
       <w:pgNumType w:start="1"/>
@@ -9041,7 +9940,7 @@
 </file>
 
 <file path=word/endnotes.xml><?xml version="1.0" encoding="utf-8"?>
-<w:endnotes xmlns:wpc="http://schemas.microsoft.com/office/word/2010/wordprocessingCanvas" xmlns:cx="http://schemas.microsoft.com/office/drawing/2014/chartex" xmlns:cx1="http://schemas.microsoft.com/office/drawing/2015/9/8/chartex" xmlns:cx2="http://schemas.microsoft.com/office/drawing/2015/10/21/chartex" xmlns:cx3="http://schemas.microsoft.com/office/drawing/2016/5/9/chartex" xmlns:cx4="http://schemas.microsoft.com/office/drawing/2016/5/10/chartex" xmlns:cx5="http://schemas.microsoft.com/office/drawing/2016/5/11/chartex" xmlns:cx6="http://schemas.microsoft.com/office/drawing/2016/5/12/chartex" xmlns:cx7="http://schemas.microsoft.com/office/drawing/2016/5/13/chartex" xmlns:cx8="http://schemas.microsoft.com/office/drawing/2016/5/14/chartex" xmlns:mc="http://schemas.openxmlformats.org/markup-compatibility/2006" xmlns:aink="http://schemas.microsoft.com/office/drawing/2016/ink" xmlns:am3d="http://schemas.microsoft.com/office/drawing/2017/model3d" xmlns:o="urn:schemas-microsoft-com:office:office" xmlns:r="http://schemas.openxmlformats.org/officeDocument/2006/relationships" xmlns:m="http://schemas.openxmlformats.org/officeDocument/2006/math" xmlns:v="urn:schemas-microsoft-com:vml" xmlns:wp14="http://schemas.microsoft.com/office/word/2010/wordprocessingDrawing" xmlns:wp="http://schemas.openxmlformats.org/drawingml/2006/wordprocessingDrawing" xmlns:w10="urn:schemas-microsoft-com:office:word" xmlns:w="http://schemas.openxmlformats.org/wordprocessingml/2006/main" xmlns:w14="http://schemas.microsoft.com/office/word/2010/wordml" xmlns:w15="http://schemas.microsoft.com/office/word/2012/wordml" xmlns:w16cex="http://schemas.microsoft.com/office/word/2018/wordml/cex" xmlns:w16cid="http://schemas.microsoft.com/office/word/2016/wordml/cid" xmlns:w16="http://schemas.microsoft.com/office/word/2018/wordml" xmlns:w16se="http://schemas.microsoft.com/office/word/2015/wordml/symex" xmlns:wpg="http://schemas.microsoft.com/office/word/2010/wordprocessingGroup" xmlns:wpi="http://schemas.microsoft.com/office/word/2010/wordprocessingInk" xmlns:wne="http://schemas.microsoft.com/office/word/2006/wordml" xmlns:wps="http://schemas.microsoft.com/office/word/2010/wordprocessingShape" mc:Ignorable="w14 w15 w16se w16cid w16 w16cex wp14">
+<w:endnotes xmlns:wpc="http://schemas.microsoft.com/office/word/2010/wordprocessingCanvas" xmlns:cx="http://schemas.microsoft.com/office/drawing/2014/chartex" xmlns:cx1="http://schemas.microsoft.com/office/drawing/2015/9/8/chartex" xmlns:cx2="http://schemas.microsoft.com/office/drawing/2015/10/21/chartex" xmlns:cx3="http://schemas.microsoft.com/office/drawing/2016/5/9/chartex" xmlns:cx4="http://schemas.microsoft.com/office/drawing/2016/5/10/chartex" xmlns:cx5="http://schemas.microsoft.com/office/drawing/2016/5/11/chartex" xmlns:cx6="http://schemas.microsoft.com/office/drawing/2016/5/12/chartex" xmlns:cx7="http://schemas.microsoft.com/office/drawing/2016/5/13/chartex" xmlns:cx8="http://schemas.microsoft.com/office/drawing/2016/5/14/chartex" xmlns:mc="http://schemas.openxmlformats.org/markup-compatibility/2006" xmlns:aink="http://schemas.microsoft.com/office/drawing/2016/ink" xmlns:am3d="http://schemas.microsoft.com/office/drawing/2017/model3d" xmlns:o="urn:schemas-microsoft-com:office:office" xmlns:r="http://schemas.openxmlformats.org/officeDocument/2006/relationships" xmlns:m="http://schemas.openxmlformats.org/officeDocument/2006/math" xmlns:v="urn:schemas-microsoft-com:vml" xmlns:wp14="http://schemas.microsoft.com/office/word/2010/wordprocessingDrawing" xmlns:wp="http://schemas.openxmlformats.org/drawingml/2006/wordprocessingDrawing" xmlns:w10="urn:schemas-microsoft-com:office:word" xmlns:w="http://schemas.openxmlformats.org/wordprocessingml/2006/main" xmlns:w14="http://schemas.microsoft.com/office/word/2010/wordml" xmlns:w15="http://schemas.microsoft.com/office/word/2012/wordml" xmlns:w16cid="http://schemas.microsoft.com/office/word/2016/wordml/cid" xmlns:w16se="http://schemas.microsoft.com/office/word/2015/wordml/symex" xmlns:wpg="http://schemas.microsoft.com/office/word/2010/wordprocessingGroup" xmlns:wpi="http://schemas.microsoft.com/office/word/2010/wordprocessingInk" xmlns:wne="http://schemas.microsoft.com/office/word/2006/wordml" xmlns:wps="http://schemas.microsoft.com/office/word/2010/wordprocessingShape" mc:Ignorable="w14 w15 w16se w16cid wp14">
   <w:endnote w:type="separator" w:id="-1">
     <w:p>
       <w:pPr>
@@ -9066,7 +9965,7 @@
 </file>
 
 <file path=word/footer1.xml><?xml version="1.0" encoding="utf-8"?>
-<w:ftr xmlns:wpc="http://schemas.microsoft.com/office/word/2010/wordprocessingCanvas" xmlns:cx="http://schemas.microsoft.com/office/drawing/2014/chartex" xmlns:cx1="http://schemas.microsoft.com/office/drawing/2015/9/8/chartex" xmlns:cx2="http://schemas.microsoft.com/office/drawing/2015/10/21/chartex" xmlns:cx3="http://schemas.microsoft.com/office/drawing/2016/5/9/chartex" xmlns:cx4="http://schemas.microsoft.com/office/drawing/2016/5/10/chartex" xmlns:cx5="http://schemas.microsoft.com/office/drawing/2016/5/11/chartex" xmlns:cx6="http://schemas.microsoft.com/office/drawing/2016/5/12/chartex" xmlns:cx7="http://schemas.microsoft.com/office/drawing/2016/5/13/chartex" xmlns:cx8="http://schemas.microsoft.com/office/drawing/2016/5/14/chartex" xmlns:mc="http://schemas.openxmlformats.org/markup-compatibility/2006" xmlns:aink="http://schemas.microsoft.com/office/drawing/2016/ink" xmlns:am3d="http://schemas.microsoft.com/office/drawing/2017/model3d" xmlns:o="urn:schemas-microsoft-com:office:office" xmlns:r="http://schemas.openxmlformats.org/officeDocument/2006/relationships" xmlns:m="http://schemas.openxmlformats.org/officeDocument/2006/math" xmlns:v="urn:schemas-microsoft-com:vml" xmlns:wp14="http://schemas.microsoft.com/office/word/2010/wordprocessingDrawing" xmlns:wp="http://schemas.openxmlformats.org/drawingml/2006/wordprocessingDrawing" xmlns:w10="urn:schemas-microsoft-com:office:word" xmlns:w="http://schemas.openxmlformats.org/wordprocessingml/2006/main" xmlns:w14="http://schemas.microsoft.com/office/word/2010/wordml" xmlns:w15="http://schemas.microsoft.com/office/word/2012/wordml" xmlns:w16cex="http://schemas.microsoft.com/office/word/2018/wordml/cex" xmlns:w16cid="http://schemas.microsoft.com/office/word/2016/wordml/cid" xmlns:w16="http://schemas.microsoft.com/office/word/2018/wordml" xmlns:w16se="http://schemas.microsoft.com/office/word/2015/wordml/symex" xmlns:wpg="http://schemas.microsoft.com/office/word/2010/wordprocessingGroup" xmlns:wpi="http://schemas.microsoft.com/office/word/2010/wordprocessingInk" xmlns:wne="http://schemas.microsoft.com/office/word/2006/wordml" xmlns:wps="http://schemas.microsoft.com/office/word/2010/wordprocessingShape" mc:Ignorable="w14 w15 w16se w16cid w16 w16cex wp14">
+<w:ftr xmlns:wpc="http://schemas.microsoft.com/office/word/2010/wordprocessingCanvas" xmlns:cx="http://schemas.microsoft.com/office/drawing/2014/chartex" xmlns:cx1="http://schemas.microsoft.com/office/drawing/2015/9/8/chartex" xmlns:cx2="http://schemas.microsoft.com/office/drawing/2015/10/21/chartex" xmlns:cx3="http://schemas.microsoft.com/office/drawing/2016/5/9/chartex" xmlns:cx4="http://schemas.microsoft.com/office/drawing/2016/5/10/chartex" xmlns:cx5="http://schemas.microsoft.com/office/drawing/2016/5/11/chartex" xmlns:cx6="http://schemas.microsoft.com/office/drawing/2016/5/12/chartex" xmlns:cx7="http://schemas.microsoft.com/office/drawing/2016/5/13/chartex" xmlns:cx8="http://schemas.microsoft.com/office/drawing/2016/5/14/chartex" xmlns:mc="http://schemas.openxmlformats.org/markup-compatibility/2006" xmlns:aink="http://schemas.microsoft.com/office/drawing/2016/ink" xmlns:am3d="http://schemas.microsoft.com/office/drawing/2017/model3d" xmlns:o="urn:schemas-microsoft-com:office:office" xmlns:r="http://schemas.openxmlformats.org/officeDocument/2006/relationships" xmlns:m="http://schemas.openxmlformats.org/officeDocument/2006/math" xmlns:v="urn:schemas-microsoft-com:vml" xmlns:wp14="http://schemas.microsoft.com/office/word/2010/wordprocessingDrawing" xmlns:wp="http://schemas.openxmlformats.org/drawingml/2006/wordprocessingDrawing" xmlns:w10="urn:schemas-microsoft-com:office:word" xmlns:w="http://schemas.openxmlformats.org/wordprocessingml/2006/main" xmlns:w14="http://schemas.microsoft.com/office/word/2010/wordml" xmlns:w15="http://schemas.microsoft.com/office/word/2012/wordml" xmlns:w16cid="http://schemas.microsoft.com/office/word/2016/wordml/cid" xmlns:w16se="http://schemas.microsoft.com/office/word/2015/wordml/symex" xmlns:wpg="http://schemas.microsoft.com/office/word/2010/wordprocessingGroup" xmlns:wpi="http://schemas.microsoft.com/office/word/2010/wordprocessingInk" xmlns:wne="http://schemas.microsoft.com/office/word/2006/wordml" xmlns:wps="http://schemas.microsoft.com/office/word/2010/wordprocessingShape" mc:Ignorable="w14 w15 w16se w16cid wp14">
   <w:p>
     <w:pPr>
       <w:pStyle w:val="Piedepgina"/>
@@ -9203,7 +10102,7 @@
 </file>
 
 <file path=word/footnotes.xml><?xml version="1.0" encoding="utf-8"?>
-<w:footnotes xmlns:wpc="http://schemas.microsoft.com/office/word/2010/wordprocessingCanvas" xmlns:cx="http://schemas.microsoft.com/office/drawing/2014/chartex" xmlns:cx1="http://schemas.microsoft.com/office/drawing/2015/9/8/chartex" xmlns:cx2="http://schemas.microsoft.com/office/drawing/2015/10/21/chartex" xmlns:cx3="http://schemas.microsoft.com/office/drawing/2016/5/9/chartex" xmlns:cx4="http://schemas.microsoft.com/office/drawing/2016/5/10/chartex" xmlns:cx5="http://schemas.microsoft.com/office/drawing/2016/5/11/chartex" xmlns:cx6="http://schemas.microsoft.com/office/drawing/2016/5/12/chartex" xmlns:cx7="http://schemas.microsoft.com/office/drawing/2016/5/13/chartex" xmlns:cx8="http://schemas.microsoft.com/office/drawing/2016/5/14/chartex" xmlns:mc="http://schemas.openxmlformats.org/markup-compatibility/2006" xmlns:aink="http://schemas.microsoft.com/office/drawing/2016/ink" xmlns:am3d="http://schemas.microsoft.com/office/drawing/2017/model3d" xmlns:o="urn:schemas-microsoft-com:office:office" xmlns:r="http://schemas.openxmlformats.org/officeDocument/2006/relationships" xmlns:m="http://schemas.openxmlformats.org/officeDocument/2006/math" xmlns:v="urn:schemas-microsoft-com:vml" xmlns:wp14="http://schemas.microsoft.com/office/word/2010/wordprocessingDrawing" xmlns:wp="http://schemas.openxmlformats.org/drawingml/2006/wordprocessingDrawing" xmlns:w10="urn:schemas-microsoft-com:office:word" xmlns:w="http://schemas.openxmlformats.org/wordprocessingml/2006/main" xmlns:w14="http://schemas.microsoft.com/office/word/2010/wordml" xmlns:w15="http://schemas.microsoft.com/office/word/2012/wordml" xmlns:w16cex="http://schemas.microsoft.com/office/word/2018/wordml/cex" xmlns:w16cid="http://schemas.microsoft.com/office/word/2016/wordml/cid" xmlns:w16="http://schemas.microsoft.com/office/word/2018/wordml" xmlns:w16se="http://schemas.microsoft.com/office/word/2015/wordml/symex" xmlns:wpg="http://schemas.microsoft.com/office/word/2010/wordprocessingGroup" xmlns:wpi="http://schemas.microsoft.com/office/word/2010/wordprocessingInk" xmlns:wne="http://schemas.microsoft.com/office/word/2006/wordml" xmlns:wps="http://schemas.microsoft.com/office/word/2010/wordprocessingShape" mc:Ignorable="w14 w15 w16se w16cid w16 w16cex wp14">
+<w:footnotes xmlns:wpc="http://schemas.microsoft.com/office/word/2010/wordprocessingCanvas" xmlns:cx="http://schemas.microsoft.com/office/drawing/2014/chartex" xmlns:cx1="http://schemas.microsoft.com/office/drawing/2015/9/8/chartex" xmlns:cx2="http://schemas.microsoft.com/office/drawing/2015/10/21/chartex" xmlns:cx3="http://schemas.microsoft.com/office/drawing/2016/5/9/chartex" xmlns:cx4="http://schemas.microsoft.com/office/drawing/2016/5/10/chartex" xmlns:cx5="http://schemas.microsoft.com/office/drawing/2016/5/11/chartex" xmlns:cx6="http://schemas.microsoft.com/office/drawing/2016/5/12/chartex" xmlns:cx7="http://schemas.microsoft.com/office/drawing/2016/5/13/chartex" xmlns:cx8="http://schemas.microsoft.com/office/drawing/2016/5/14/chartex" xmlns:mc="http://schemas.openxmlformats.org/markup-compatibility/2006" xmlns:aink="http://schemas.microsoft.com/office/drawing/2016/ink" xmlns:am3d="http://schemas.microsoft.com/office/drawing/2017/model3d" xmlns:o="urn:schemas-microsoft-com:office:office" xmlns:r="http://schemas.openxmlformats.org/officeDocument/2006/relationships" xmlns:m="http://schemas.openxmlformats.org/officeDocument/2006/math" xmlns:v="urn:schemas-microsoft-com:vml" xmlns:wp14="http://schemas.microsoft.com/office/word/2010/wordprocessingDrawing" xmlns:wp="http://schemas.openxmlformats.org/drawingml/2006/wordprocessingDrawing" xmlns:w10="urn:schemas-microsoft-com:office:word" xmlns:w="http://schemas.openxmlformats.org/wordprocessingml/2006/main" xmlns:w14="http://schemas.microsoft.com/office/word/2010/wordml" xmlns:w15="http://schemas.microsoft.com/office/word/2012/wordml" xmlns:w16cid="http://schemas.microsoft.com/office/word/2016/wordml/cid" xmlns:w16se="http://schemas.microsoft.com/office/word/2015/wordml/symex" xmlns:wpg="http://schemas.microsoft.com/office/word/2010/wordprocessingGroup" xmlns:wpi="http://schemas.microsoft.com/office/word/2010/wordprocessingInk" xmlns:wne="http://schemas.microsoft.com/office/word/2006/wordml" xmlns:wps="http://schemas.microsoft.com/office/word/2010/wordprocessingShape" mc:Ignorable="w14 w15 w16se w16cid wp14">
   <w:footnote w:type="separator" w:id="-1">
     <w:p>
       <w:pPr>
@@ -9228,7 +10127,7 @@
 </file>
 
 <file path=word/header1.xml><?xml version="1.0" encoding="utf-8"?>
-<w:hdr xmlns:wpc="http://schemas.microsoft.com/office/word/2010/wordprocessingCanvas" xmlns:cx="http://schemas.microsoft.com/office/drawing/2014/chartex" xmlns:cx1="http://schemas.microsoft.com/office/drawing/2015/9/8/chartex" xmlns:cx2="http://schemas.microsoft.com/office/drawing/2015/10/21/chartex" xmlns:cx3="http://schemas.microsoft.com/office/drawing/2016/5/9/chartex" xmlns:cx4="http://schemas.microsoft.com/office/drawing/2016/5/10/chartex" xmlns:cx5="http://schemas.microsoft.com/office/drawing/2016/5/11/chartex" xmlns:cx6="http://schemas.microsoft.com/office/drawing/2016/5/12/chartex" xmlns:cx7="http://schemas.microsoft.com/office/drawing/2016/5/13/chartex" xmlns:cx8="http://schemas.microsoft.com/office/drawing/2016/5/14/chartex" xmlns:mc="http://schemas.openxmlformats.org/markup-compatibility/2006" xmlns:aink="http://schemas.microsoft.com/office/drawing/2016/ink" xmlns:am3d="http://schemas.microsoft.com/office/drawing/2017/model3d" xmlns:o="urn:schemas-microsoft-com:office:office" xmlns:r="http://schemas.openxmlformats.org/officeDocument/2006/relationships" xmlns:m="http://schemas.openxmlformats.org/officeDocument/2006/math" xmlns:v="urn:schemas-microsoft-com:vml" xmlns:wp14="http://schemas.microsoft.com/office/word/2010/wordprocessingDrawing" xmlns:wp="http://schemas.openxmlformats.org/drawingml/2006/wordprocessingDrawing" xmlns:w10="urn:schemas-microsoft-com:office:word" xmlns:w="http://schemas.openxmlformats.org/wordprocessingml/2006/main" xmlns:w14="http://schemas.microsoft.com/office/word/2010/wordml" xmlns:w15="http://schemas.microsoft.com/office/word/2012/wordml" xmlns:w16cex="http://schemas.microsoft.com/office/word/2018/wordml/cex" xmlns:w16cid="http://schemas.microsoft.com/office/word/2016/wordml/cid" xmlns:w16="http://schemas.microsoft.com/office/word/2018/wordml" xmlns:w16se="http://schemas.microsoft.com/office/word/2015/wordml/symex" xmlns:wpg="http://schemas.microsoft.com/office/word/2010/wordprocessingGroup" xmlns:wpi="http://schemas.microsoft.com/office/word/2010/wordprocessingInk" xmlns:wne="http://schemas.microsoft.com/office/word/2006/wordml" xmlns:wps="http://schemas.microsoft.com/office/word/2010/wordprocessingShape" mc:Ignorable="w14 w15 w16se w16cid w16 w16cex wp14">
+<w:hdr xmlns:wpc="http://schemas.microsoft.com/office/word/2010/wordprocessingCanvas" xmlns:cx="http://schemas.microsoft.com/office/drawing/2014/chartex" xmlns:cx1="http://schemas.microsoft.com/office/drawing/2015/9/8/chartex" xmlns:cx2="http://schemas.microsoft.com/office/drawing/2015/10/21/chartex" xmlns:cx3="http://schemas.microsoft.com/office/drawing/2016/5/9/chartex" xmlns:cx4="http://schemas.microsoft.com/office/drawing/2016/5/10/chartex" xmlns:cx5="http://schemas.microsoft.com/office/drawing/2016/5/11/chartex" xmlns:cx6="http://schemas.microsoft.com/office/drawing/2016/5/12/chartex" xmlns:cx7="http://schemas.microsoft.com/office/drawing/2016/5/13/chartex" xmlns:cx8="http://schemas.microsoft.com/office/drawing/2016/5/14/chartex" xmlns:mc="http://schemas.openxmlformats.org/markup-compatibility/2006" xmlns:aink="http://schemas.microsoft.com/office/drawing/2016/ink" xmlns:am3d="http://schemas.microsoft.com/office/drawing/2017/model3d" xmlns:o="urn:schemas-microsoft-com:office:office" xmlns:r="http://schemas.openxmlformats.org/officeDocument/2006/relationships" xmlns:m="http://schemas.openxmlformats.org/officeDocument/2006/math" xmlns:v="urn:schemas-microsoft-com:vml" xmlns:wp14="http://schemas.microsoft.com/office/word/2010/wordprocessingDrawing" xmlns:wp="http://schemas.openxmlformats.org/drawingml/2006/wordprocessingDrawing" xmlns:w10="urn:schemas-microsoft-com:office:word" xmlns:w="http://schemas.openxmlformats.org/wordprocessingml/2006/main" xmlns:w14="http://schemas.microsoft.com/office/word/2010/wordml" xmlns:w15="http://schemas.microsoft.com/office/word/2012/wordml" xmlns:w16cid="http://schemas.microsoft.com/office/word/2016/wordml/cid" xmlns:w16se="http://schemas.microsoft.com/office/word/2015/wordml/symex" xmlns:wpg="http://schemas.microsoft.com/office/word/2010/wordprocessingGroup" xmlns:wpi="http://schemas.microsoft.com/office/word/2010/wordprocessingInk" xmlns:wne="http://schemas.microsoft.com/office/word/2006/wordml" xmlns:wps="http://schemas.microsoft.com/office/word/2010/wordprocessingShape" mc:Ignorable="w14 w15 w16se w16cid wp14">
   <w:p>
     <w:pPr>
       <w:pStyle w:val="Encabezado"/>
@@ -9300,7 +10199,7 @@
 </file>
 
 <file path=word/numbering.xml><?xml version="1.0" encoding="utf-8"?>
-<w:numbering xmlns:wpc="http://schemas.microsoft.com/office/word/2010/wordprocessingCanvas" xmlns:cx="http://schemas.microsoft.com/office/drawing/2014/chartex" xmlns:cx1="http://schemas.microsoft.com/office/drawing/2015/9/8/chartex" xmlns:cx2="http://schemas.microsoft.com/office/drawing/2015/10/21/chartex" xmlns:cx3="http://schemas.microsoft.com/office/drawing/2016/5/9/chartex" xmlns:cx4="http://schemas.microsoft.com/office/drawing/2016/5/10/chartex" xmlns:cx5="http://schemas.microsoft.com/office/drawing/2016/5/11/chartex" xmlns:cx6="http://schemas.microsoft.com/office/drawing/2016/5/12/chartex" xmlns:cx7="http://schemas.microsoft.com/office/drawing/2016/5/13/chartex" xmlns:cx8="http://schemas.microsoft.com/office/drawing/2016/5/14/chartex" xmlns:mc="http://schemas.openxmlformats.org/markup-compatibility/2006" xmlns:aink="http://schemas.microsoft.com/office/drawing/2016/ink" xmlns:am3d="http://schemas.microsoft.com/office/drawing/2017/model3d" xmlns:o="urn:schemas-microsoft-com:office:office" xmlns:r="http://schemas.openxmlformats.org/officeDocument/2006/relationships" xmlns:m="http://schemas.openxmlformats.org/officeDocument/2006/math" xmlns:v="urn:schemas-microsoft-com:vml" xmlns:wp14="http://schemas.microsoft.com/office/word/2010/wordprocessingDrawing" xmlns:wp="http://schemas.openxmlformats.org/drawingml/2006/wordprocessingDrawing" xmlns:w10="urn:schemas-microsoft-com:office:word" xmlns:w="http://schemas.openxmlformats.org/wordprocessingml/2006/main" xmlns:w14="http://schemas.microsoft.com/office/word/2010/wordml" xmlns:w15="http://schemas.microsoft.com/office/word/2012/wordml" xmlns:w16cex="http://schemas.microsoft.com/office/word/2018/wordml/cex" xmlns:w16cid="http://schemas.microsoft.com/office/word/2016/wordml/cid" xmlns:w16="http://schemas.microsoft.com/office/word/2018/wordml" xmlns:w16se="http://schemas.microsoft.com/office/word/2015/wordml/symex" xmlns:wpg="http://schemas.microsoft.com/office/word/2010/wordprocessingGroup" xmlns:wpi="http://schemas.microsoft.com/office/word/2010/wordprocessingInk" xmlns:wne="http://schemas.microsoft.com/office/word/2006/wordml" xmlns:wps="http://schemas.microsoft.com/office/word/2010/wordprocessingShape" mc:Ignorable="w14 w15 w16se w16cid w16 w16cex wp14">
+<w:numbering xmlns:wpc="http://schemas.microsoft.com/office/word/2010/wordprocessingCanvas" xmlns:cx="http://schemas.microsoft.com/office/drawing/2014/chartex" xmlns:cx1="http://schemas.microsoft.com/office/drawing/2015/9/8/chartex" xmlns:cx2="http://schemas.microsoft.com/office/drawing/2015/10/21/chartex" xmlns:cx3="http://schemas.microsoft.com/office/drawing/2016/5/9/chartex" xmlns:cx4="http://schemas.microsoft.com/office/drawing/2016/5/10/chartex" xmlns:cx5="http://schemas.microsoft.com/office/drawing/2016/5/11/chartex" xmlns:cx6="http://schemas.microsoft.com/office/drawing/2016/5/12/chartex" xmlns:cx7="http://schemas.microsoft.com/office/drawing/2016/5/13/chartex" xmlns:cx8="http://schemas.microsoft.com/office/drawing/2016/5/14/chartex" xmlns:mc="http://schemas.openxmlformats.org/markup-compatibility/2006" xmlns:aink="http://schemas.microsoft.com/office/drawing/2016/ink" xmlns:am3d="http://schemas.microsoft.com/office/drawing/2017/model3d" xmlns:o="urn:schemas-microsoft-com:office:office" xmlns:r="http://schemas.openxmlformats.org/officeDocument/2006/relationships" xmlns:m="http://schemas.openxmlformats.org/officeDocument/2006/math" xmlns:v="urn:schemas-microsoft-com:vml" xmlns:wp14="http://schemas.microsoft.com/office/word/2010/wordprocessingDrawing" xmlns:wp="http://schemas.openxmlformats.org/drawingml/2006/wordprocessingDrawing" xmlns:w10="urn:schemas-microsoft-com:office:word" xmlns:w="http://schemas.openxmlformats.org/wordprocessingml/2006/main" xmlns:w14="http://schemas.microsoft.com/office/word/2010/wordml" xmlns:w15="http://schemas.microsoft.com/office/word/2012/wordml" xmlns:w16cid="http://schemas.microsoft.com/office/word/2016/wordml/cid" xmlns:w16se="http://schemas.microsoft.com/office/word/2015/wordml/symex" xmlns:wpg="http://schemas.microsoft.com/office/word/2010/wordprocessingGroup" xmlns:wpi="http://schemas.microsoft.com/office/word/2010/wordprocessingInk" xmlns:wne="http://schemas.microsoft.com/office/word/2006/wordml" xmlns:wps="http://schemas.microsoft.com/office/word/2010/wordprocessingShape" mc:Ignorable="w14 w15 w16se w16cid wp14">
   <w:abstractNum w:abstractNumId="0" w15:restartNumberingAfterBreak="0">
     <w:nsid w:val="FFFFFF89"/>
     <w:multiLevelType w:val="singleLevel"/>
@@ -9323,6 +10222,119 @@
     </w:lvl>
   </w:abstractNum>
   <w:abstractNum w:abstractNumId="1" w15:restartNumberingAfterBreak="0">
+    <w:nsid w:val="00167DE3"/>
+    <w:multiLevelType w:val="hybridMultilevel"/>
+    <w:tmpl w:val="A26ECCFE"/>
+    <w:lvl w:ilvl="0" w:tplc="240A0001">
+      <w:start w:val="1"/>
+      <w:numFmt w:val="bullet"/>
+      <w:lvlText w:val=""/>
+      <w:lvlJc w:val="left"/>
+      <w:pPr>
+        <w:ind w:left="720" w:hanging="360"/>
+      </w:pPr>
+      <w:rPr>
+        <w:rFonts w:ascii="Symbol" w:hAnsi="Symbol" w:hint="default"/>
+      </w:rPr>
+    </w:lvl>
+    <w:lvl w:ilvl="1" w:tplc="240A0003" w:tentative="1">
+      <w:start w:val="1"/>
+      <w:numFmt w:val="bullet"/>
+      <w:lvlText w:val="o"/>
+      <w:lvlJc w:val="left"/>
+      <w:pPr>
+        <w:ind w:left="1440" w:hanging="360"/>
+      </w:pPr>
+      <w:rPr>
+        <w:rFonts w:ascii="Courier New" w:hAnsi="Courier New" w:cs="Courier New" w:hint="default"/>
+      </w:rPr>
+    </w:lvl>
+    <w:lvl w:ilvl="2" w:tplc="240A0005" w:tentative="1">
+      <w:start w:val="1"/>
+      <w:numFmt w:val="bullet"/>
+      <w:lvlText w:val=""/>
+      <w:lvlJc w:val="left"/>
+      <w:pPr>
+        <w:ind w:left="2160" w:hanging="360"/>
+      </w:pPr>
+      <w:rPr>
+        <w:rFonts w:ascii="Wingdings" w:hAnsi="Wingdings" w:hint="default"/>
+      </w:rPr>
+    </w:lvl>
+    <w:lvl w:ilvl="3" w:tplc="240A0001" w:tentative="1">
+      <w:start w:val="1"/>
+      <w:numFmt w:val="bullet"/>
+      <w:lvlText w:val=""/>
+      <w:lvlJc w:val="left"/>
+      <w:pPr>
+        <w:ind w:left="2880" w:hanging="360"/>
+      </w:pPr>
+      <w:rPr>
+        <w:rFonts w:ascii="Symbol" w:hAnsi="Symbol" w:hint="default"/>
+      </w:rPr>
+    </w:lvl>
+    <w:lvl w:ilvl="4" w:tplc="240A0003" w:tentative="1">
+      <w:start w:val="1"/>
+      <w:numFmt w:val="bullet"/>
+      <w:lvlText w:val="o"/>
+      <w:lvlJc w:val="left"/>
+      <w:pPr>
+        <w:ind w:left="3600" w:hanging="360"/>
+      </w:pPr>
+      <w:rPr>
+        <w:rFonts w:ascii="Courier New" w:hAnsi="Courier New" w:cs="Courier New" w:hint="default"/>
+      </w:rPr>
+    </w:lvl>
+    <w:lvl w:ilvl="5" w:tplc="240A0005" w:tentative="1">
+      <w:start w:val="1"/>
+      <w:numFmt w:val="bullet"/>
+      <w:lvlText w:val=""/>
+      <w:lvlJc w:val="left"/>
+      <w:pPr>
+        <w:ind w:left="4320" w:hanging="360"/>
+      </w:pPr>
+      <w:rPr>
+        <w:rFonts w:ascii="Wingdings" w:hAnsi="Wingdings" w:hint="default"/>
+      </w:rPr>
+    </w:lvl>
+    <w:lvl w:ilvl="6" w:tplc="240A0001" w:tentative="1">
+      <w:start w:val="1"/>
+      <w:numFmt w:val="bullet"/>
+      <w:lvlText w:val=""/>
+      <w:lvlJc w:val="left"/>
+      <w:pPr>
+        <w:ind w:left="5040" w:hanging="360"/>
+      </w:pPr>
+      <w:rPr>
+        <w:rFonts w:ascii="Symbol" w:hAnsi="Symbol" w:hint="default"/>
+      </w:rPr>
+    </w:lvl>
+    <w:lvl w:ilvl="7" w:tplc="240A0003" w:tentative="1">
+      <w:start w:val="1"/>
+      <w:numFmt w:val="bullet"/>
+      <w:lvlText w:val="o"/>
+      <w:lvlJc w:val="left"/>
+      <w:pPr>
+        <w:ind w:left="5760" w:hanging="360"/>
+      </w:pPr>
+      <w:rPr>
+        <w:rFonts w:ascii="Courier New" w:hAnsi="Courier New" w:cs="Courier New" w:hint="default"/>
+      </w:rPr>
+    </w:lvl>
+    <w:lvl w:ilvl="8" w:tplc="240A0005" w:tentative="1">
+      <w:start w:val="1"/>
+      <w:numFmt w:val="bullet"/>
+      <w:lvlText w:val=""/>
+      <w:lvlJc w:val="left"/>
+      <w:pPr>
+        <w:ind w:left="6480" w:hanging="360"/>
+      </w:pPr>
+      <w:rPr>
+        <w:rFonts w:ascii="Wingdings" w:hAnsi="Wingdings" w:hint="default"/>
+      </w:rPr>
+    </w:lvl>
+  </w:abstractNum>
+  <w:abstractNum w:abstractNumId="2" w15:restartNumberingAfterBreak="0">
     <w:nsid w:val="03F61E75"/>
     <w:multiLevelType w:val="hybridMultilevel"/>
     <w:tmpl w:val="68D40486"/>
@@ -9435,7 +10447,7 @@
       </w:rPr>
     </w:lvl>
   </w:abstractNum>
-  <w:abstractNum w:abstractNumId="2" w15:restartNumberingAfterBreak="0">
+  <w:abstractNum w:abstractNumId="3" w15:restartNumberingAfterBreak="0">
     <w:nsid w:val="05485595"/>
     <w:multiLevelType w:val="hybridMultilevel"/>
     <w:tmpl w:val="039CC90E"/>
@@ -9548,7 +10560,7 @@
       </w:rPr>
     </w:lvl>
   </w:abstractNum>
-  <w:abstractNum w:abstractNumId="3" w15:restartNumberingAfterBreak="0">
+  <w:abstractNum w:abstractNumId="4" w15:restartNumberingAfterBreak="0">
     <w:nsid w:val="0B044EE5"/>
     <w:multiLevelType w:val="hybridMultilevel"/>
     <w:tmpl w:val="199A8CF4"/>
@@ -9661,7 +10673,7 @@
       </w:rPr>
     </w:lvl>
   </w:abstractNum>
-  <w:abstractNum w:abstractNumId="4" w15:restartNumberingAfterBreak="0">
+  <w:abstractNum w:abstractNumId="5" w15:restartNumberingAfterBreak="0">
     <w:nsid w:val="0D2F63D0"/>
     <w:multiLevelType w:val="hybridMultilevel"/>
     <w:tmpl w:val="009483FA"/>
@@ -9774,7 +10786,120 @@
       </w:rPr>
     </w:lvl>
   </w:abstractNum>
-  <w:abstractNum w:abstractNumId="5" w15:restartNumberingAfterBreak="0">
+  <w:abstractNum w:abstractNumId="6" w15:restartNumberingAfterBreak="0">
+    <w:nsid w:val="10BF10D0"/>
+    <w:multiLevelType w:val="hybridMultilevel"/>
+    <w:tmpl w:val="66AAED86"/>
+    <w:lvl w:ilvl="0" w:tplc="240A0001">
+      <w:start w:val="1"/>
+      <w:numFmt w:val="bullet"/>
+      <w:lvlText w:val=""/>
+      <w:lvlJc w:val="left"/>
+      <w:pPr>
+        <w:ind w:left="720" w:hanging="360"/>
+      </w:pPr>
+      <w:rPr>
+        <w:rFonts w:ascii="Symbol" w:hAnsi="Symbol" w:hint="default"/>
+      </w:rPr>
+    </w:lvl>
+    <w:lvl w:ilvl="1" w:tplc="240A0003" w:tentative="1">
+      <w:start w:val="1"/>
+      <w:numFmt w:val="bullet"/>
+      <w:lvlText w:val="o"/>
+      <w:lvlJc w:val="left"/>
+      <w:pPr>
+        <w:ind w:left="1440" w:hanging="360"/>
+      </w:pPr>
+      <w:rPr>
+        <w:rFonts w:ascii="Courier New" w:hAnsi="Courier New" w:cs="Courier New" w:hint="default"/>
+      </w:rPr>
+    </w:lvl>
+    <w:lvl w:ilvl="2" w:tplc="240A0005" w:tentative="1">
+      <w:start w:val="1"/>
+      <w:numFmt w:val="bullet"/>
+      <w:lvlText w:val=""/>
+      <w:lvlJc w:val="left"/>
+      <w:pPr>
+        <w:ind w:left="2160" w:hanging="360"/>
+      </w:pPr>
+      <w:rPr>
+        <w:rFonts w:ascii="Wingdings" w:hAnsi="Wingdings" w:hint="default"/>
+      </w:rPr>
+    </w:lvl>
+    <w:lvl w:ilvl="3" w:tplc="240A0001" w:tentative="1">
+      <w:start w:val="1"/>
+      <w:numFmt w:val="bullet"/>
+      <w:lvlText w:val=""/>
+      <w:lvlJc w:val="left"/>
+      <w:pPr>
+        <w:ind w:left="2880" w:hanging="360"/>
+      </w:pPr>
+      <w:rPr>
+        <w:rFonts w:ascii="Symbol" w:hAnsi="Symbol" w:hint="default"/>
+      </w:rPr>
+    </w:lvl>
+    <w:lvl w:ilvl="4" w:tplc="240A0003" w:tentative="1">
+      <w:start w:val="1"/>
+      <w:numFmt w:val="bullet"/>
+      <w:lvlText w:val="o"/>
+      <w:lvlJc w:val="left"/>
+      <w:pPr>
+        <w:ind w:left="3600" w:hanging="360"/>
+      </w:pPr>
+      <w:rPr>
+        <w:rFonts w:ascii="Courier New" w:hAnsi="Courier New" w:cs="Courier New" w:hint="default"/>
+      </w:rPr>
+    </w:lvl>
+    <w:lvl w:ilvl="5" w:tplc="240A0005" w:tentative="1">
+      <w:start w:val="1"/>
+      <w:numFmt w:val="bullet"/>
+      <w:lvlText w:val=""/>
+      <w:lvlJc w:val="left"/>
+      <w:pPr>
+        <w:ind w:left="4320" w:hanging="360"/>
+      </w:pPr>
+      <w:rPr>
+        <w:rFonts w:ascii="Wingdings" w:hAnsi="Wingdings" w:hint="default"/>
+      </w:rPr>
+    </w:lvl>
+    <w:lvl w:ilvl="6" w:tplc="240A0001" w:tentative="1">
+      <w:start w:val="1"/>
+      <w:numFmt w:val="bullet"/>
+      <w:lvlText w:val=""/>
+      <w:lvlJc w:val="left"/>
+      <w:pPr>
+        <w:ind w:left="5040" w:hanging="360"/>
+      </w:pPr>
+      <w:rPr>
+        <w:rFonts w:ascii="Symbol" w:hAnsi="Symbol" w:hint="default"/>
+      </w:rPr>
+    </w:lvl>
+    <w:lvl w:ilvl="7" w:tplc="240A0003" w:tentative="1">
+      <w:start w:val="1"/>
+      <w:numFmt w:val="bullet"/>
+      <w:lvlText w:val="o"/>
+      <w:lvlJc w:val="left"/>
+      <w:pPr>
+        <w:ind w:left="5760" w:hanging="360"/>
+      </w:pPr>
+      <w:rPr>
+        <w:rFonts w:ascii="Courier New" w:hAnsi="Courier New" w:cs="Courier New" w:hint="default"/>
+      </w:rPr>
+    </w:lvl>
+    <w:lvl w:ilvl="8" w:tplc="240A0005" w:tentative="1">
+      <w:start w:val="1"/>
+      <w:numFmt w:val="bullet"/>
+      <w:lvlText w:val=""/>
+      <w:lvlJc w:val="left"/>
+      <w:pPr>
+        <w:ind w:left="6480" w:hanging="360"/>
+      </w:pPr>
+      <w:rPr>
+        <w:rFonts w:ascii="Wingdings" w:hAnsi="Wingdings" w:hint="default"/>
+      </w:rPr>
+    </w:lvl>
+  </w:abstractNum>
+  <w:abstractNum w:abstractNumId="7" w15:restartNumberingAfterBreak="0">
     <w:nsid w:val="1879078F"/>
     <w:multiLevelType w:val="hybridMultilevel"/>
     <w:tmpl w:val="68BA2CB0"/>
@@ -9887,7 +11012,7 @@
       </w:rPr>
     </w:lvl>
   </w:abstractNum>
-  <w:abstractNum w:abstractNumId="6" w15:restartNumberingAfterBreak="0">
+  <w:abstractNum w:abstractNumId="8" w15:restartNumberingAfterBreak="0">
     <w:nsid w:val="1A1A1F07"/>
     <w:multiLevelType w:val="hybridMultilevel"/>
     <w:tmpl w:val="2EE45056"/>
@@ -10000,7 +11125,7 @@
       </w:rPr>
     </w:lvl>
   </w:abstractNum>
-  <w:abstractNum w:abstractNumId="7" w15:restartNumberingAfterBreak="0">
+  <w:abstractNum w:abstractNumId="9" w15:restartNumberingAfterBreak="0">
     <w:nsid w:val="1B2800C9"/>
     <w:multiLevelType w:val="hybridMultilevel"/>
     <w:tmpl w:val="B2E69F50"/>
@@ -10113,7 +11238,7 @@
       </w:rPr>
     </w:lvl>
   </w:abstractNum>
-  <w:abstractNum w:abstractNumId="8" w15:restartNumberingAfterBreak="0">
+  <w:abstractNum w:abstractNumId="10" w15:restartNumberingAfterBreak="0">
     <w:nsid w:val="1D993EDB"/>
     <w:multiLevelType w:val="hybridMultilevel"/>
     <w:tmpl w:val="0C36C778"/>
@@ -10226,7 +11351,7 @@
       </w:rPr>
     </w:lvl>
   </w:abstractNum>
-  <w:abstractNum w:abstractNumId="9" w15:restartNumberingAfterBreak="0">
+  <w:abstractNum w:abstractNumId="11" w15:restartNumberingAfterBreak="0">
     <w:nsid w:val="200A4E94"/>
     <w:multiLevelType w:val="hybridMultilevel"/>
     <w:tmpl w:val="AD761C2E"/>
@@ -10339,7 +11464,7 @@
       </w:rPr>
     </w:lvl>
   </w:abstractNum>
-  <w:abstractNum w:abstractNumId="10" w15:restartNumberingAfterBreak="0">
+  <w:abstractNum w:abstractNumId="12" w15:restartNumberingAfterBreak="0">
     <w:nsid w:val="20DC547A"/>
     <w:multiLevelType w:val="hybridMultilevel"/>
     <w:tmpl w:val="2F625316"/>
@@ -10429,7 +11554,7 @@
       </w:pPr>
     </w:lvl>
   </w:abstractNum>
-  <w:abstractNum w:abstractNumId="11" w15:restartNumberingAfterBreak="0">
+  <w:abstractNum w:abstractNumId="13" w15:restartNumberingAfterBreak="0">
     <w:nsid w:val="2134794C"/>
     <w:multiLevelType w:val="hybridMultilevel"/>
     <w:tmpl w:val="4E14A2C4"/>
@@ -10542,7 +11667,7 @@
       </w:rPr>
     </w:lvl>
   </w:abstractNum>
-  <w:abstractNum w:abstractNumId="12" w15:restartNumberingAfterBreak="0">
+  <w:abstractNum w:abstractNumId="14" w15:restartNumberingAfterBreak="0">
     <w:nsid w:val="258C1A3F"/>
     <w:multiLevelType w:val="hybridMultilevel"/>
     <w:tmpl w:val="26B2D506"/>
@@ -10655,7 +11780,7 @@
       </w:rPr>
     </w:lvl>
   </w:abstractNum>
-  <w:abstractNum w:abstractNumId="13" w15:restartNumberingAfterBreak="0">
+  <w:abstractNum w:abstractNumId="15" w15:restartNumberingAfterBreak="0">
     <w:nsid w:val="2696719F"/>
     <w:multiLevelType w:val="hybridMultilevel"/>
     <w:tmpl w:val="82CEA4D6"/>
@@ -10768,7 +11893,7 @@
       </w:rPr>
     </w:lvl>
   </w:abstractNum>
-  <w:abstractNum w:abstractNumId="14" w15:restartNumberingAfterBreak="0">
+  <w:abstractNum w:abstractNumId="16" w15:restartNumberingAfterBreak="0">
     <w:nsid w:val="296D7F53"/>
     <w:multiLevelType w:val="hybridMultilevel"/>
     <w:tmpl w:val="E46EF224"/>
@@ -10858,7 +11983,7 @@
       </w:pPr>
     </w:lvl>
   </w:abstractNum>
-  <w:abstractNum w:abstractNumId="15" w15:restartNumberingAfterBreak="0">
+  <w:abstractNum w:abstractNumId="17" w15:restartNumberingAfterBreak="0">
     <w:nsid w:val="2FAA477C"/>
     <w:multiLevelType w:val="hybridMultilevel"/>
     <w:tmpl w:val="57D27EC2"/>
@@ -10971,7 +12096,7 @@
       </w:rPr>
     </w:lvl>
   </w:abstractNum>
-  <w:abstractNum w:abstractNumId="16" w15:restartNumberingAfterBreak="0">
+  <w:abstractNum w:abstractNumId="18" w15:restartNumberingAfterBreak="0">
     <w:nsid w:val="330B7616"/>
     <w:multiLevelType w:val="hybridMultilevel"/>
     <w:tmpl w:val="F4342CC4"/>
@@ -11084,7 +12209,7 @@
       </w:rPr>
     </w:lvl>
   </w:abstractNum>
-  <w:abstractNum w:abstractNumId="17" w15:restartNumberingAfterBreak="0">
+  <w:abstractNum w:abstractNumId="19" w15:restartNumberingAfterBreak="0">
     <w:nsid w:val="343F1E74"/>
     <w:multiLevelType w:val="hybridMultilevel"/>
     <w:tmpl w:val="211E0220"/>
@@ -11197,7 +12322,7 @@
       </w:rPr>
     </w:lvl>
   </w:abstractNum>
-  <w:abstractNum w:abstractNumId="18" w15:restartNumberingAfterBreak="0">
+  <w:abstractNum w:abstractNumId="20" w15:restartNumberingAfterBreak="0">
     <w:nsid w:val="368E176E"/>
     <w:multiLevelType w:val="hybridMultilevel"/>
     <w:tmpl w:val="BDF054FE"/>
@@ -11291,7 +12416,7 @@
       </w:pPr>
     </w:lvl>
   </w:abstractNum>
-  <w:abstractNum w:abstractNumId="19" w15:restartNumberingAfterBreak="0">
+  <w:abstractNum w:abstractNumId="21" w15:restartNumberingAfterBreak="0">
     <w:nsid w:val="37D11ED1"/>
     <w:multiLevelType w:val="hybridMultilevel"/>
     <w:tmpl w:val="01161D94"/>
@@ -11404,7 +12529,7 @@
       </w:rPr>
     </w:lvl>
   </w:abstractNum>
-  <w:abstractNum w:abstractNumId="20" w15:restartNumberingAfterBreak="0">
+  <w:abstractNum w:abstractNumId="22" w15:restartNumberingAfterBreak="0">
     <w:nsid w:val="3D2C02FE"/>
     <w:multiLevelType w:val="hybridMultilevel"/>
     <w:tmpl w:val="0E121B04"/>
@@ -11517,7 +12642,7 @@
       </w:rPr>
     </w:lvl>
   </w:abstractNum>
-  <w:abstractNum w:abstractNumId="21" w15:restartNumberingAfterBreak="0">
+  <w:abstractNum w:abstractNumId="23" w15:restartNumberingAfterBreak="0">
     <w:nsid w:val="3F030484"/>
     <w:multiLevelType w:val="hybridMultilevel"/>
     <w:tmpl w:val="CABE69B4"/>
@@ -11630,7 +12755,7 @@
       </w:rPr>
     </w:lvl>
   </w:abstractNum>
-  <w:abstractNum w:abstractNumId="22" w15:restartNumberingAfterBreak="0">
+  <w:abstractNum w:abstractNumId="24" w15:restartNumberingAfterBreak="0">
     <w:nsid w:val="421D1237"/>
     <w:multiLevelType w:val="hybridMultilevel"/>
     <w:tmpl w:val="E796F7B0"/>
@@ -11743,7 +12868,7 @@
       </w:rPr>
     </w:lvl>
   </w:abstractNum>
-  <w:abstractNum w:abstractNumId="23" w15:restartNumberingAfterBreak="0">
+  <w:abstractNum w:abstractNumId="25" w15:restartNumberingAfterBreak="0">
     <w:nsid w:val="42D52546"/>
     <w:multiLevelType w:val="hybridMultilevel"/>
     <w:tmpl w:val="7084E17C"/>
@@ -11856,7 +12981,7 @@
       </w:rPr>
     </w:lvl>
   </w:abstractNum>
-  <w:abstractNum w:abstractNumId="24" w15:restartNumberingAfterBreak="0">
+  <w:abstractNum w:abstractNumId="26" w15:restartNumberingAfterBreak="0">
     <w:nsid w:val="48436BF8"/>
     <w:multiLevelType w:val="hybridMultilevel"/>
     <w:tmpl w:val="9E8AB05C"/>
@@ -11969,7 +13094,7 @@
       </w:rPr>
     </w:lvl>
   </w:abstractNum>
-  <w:abstractNum w:abstractNumId="25" w15:restartNumberingAfterBreak="0">
+  <w:abstractNum w:abstractNumId="27" w15:restartNumberingAfterBreak="0">
     <w:nsid w:val="4C342B88"/>
     <w:multiLevelType w:val="hybridMultilevel"/>
     <w:tmpl w:val="62ACCCC4"/>
@@ -12082,7 +13207,7 @@
       </w:rPr>
     </w:lvl>
   </w:abstractNum>
-  <w:abstractNum w:abstractNumId="26" w15:restartNumberingAfterBreak="0">
+  <w:abstractNum w:abstractNumId="28" w15:restartNumberingAfterBreak="0">
     <w:nsid w:val="4EBE1EF6"/>
     <w:multiLevelType w:val="hybridMultilevel"/>
     <w:tmpl w:val="F6A60586"/>
@@ -12175,7 +13300,7 @@
       </w:pPr>
     </w:lvl>
   </w:abstractNum>
-  <w:abstractNum w:abstractNumId="27" w15:restartNumberingAfterBreak="0">
+  <w:abstractNum w:abstractNumId="29" w15:restartNumberingAfterBreak="0">
     <w:nsid w:val="510F0533"/>
     <w:multiLevelType w:val="hybridMultilevel"/>
     <w:tmpl w:val="6B6C687A"/>
@@ -12288,7 +13413,7 @@
       </w:rPr>
     </w:lvl>
   </w:abstractNum>
-  <w:abstractNum w:abstractNumId="28" w15:restartNumberingAfterBreak="0">
+  <w:abstractNum w:abstractNumId="30" w15:restartNumberingAfterBreak="0">
     <w:nsid w:val="52264A85"/>
     <w:multiLevelType w:val="hybridMultilevel"/>
     <w:tmpl w:val="3F8666AA"/>
@@ -12401,19 +13526,20 @@
       </w:rPr>
     </w:lvl>
   </w:abstractNum>
-  <w:abstractNum w:abstractNumId="29" w15:restartNumberingAfterBreak="0">
+  <w:abstractNum w:abstractNumId="31" w15:restartNumberingAfterBreak="0">
     <w:nsid w:val="54D541E8"/>
     <w:multiLevelType w:val="hybridMultilevel"/>
-    <w:tmpl w:val="7A404E7C"/>
-    <w:lvl w:ilvl="0" w:tplc="5FA24EC6">
-      <w:start w:val="1"/>
-      <w:numFmt w:val="upperLetter"/>
-      <w:lvlText w:val="%1."/>
+    <w:tmpl w:val="B664BFCE"/>
+    <w:lvl w:ilvl="0" w:tplc="240A0001">
+      <w:start w:val="1"/>
+      <w:numFmt w:val="bullet"/>
+      <w:lvlText w:val=""/>
       <w:lvlJc w:val="left"/>
       <w:pPr>
         <w:ind w:left="1429" w:hanging="360"/>
       </w:pPr>
       <w:rPr>
+        <w:rFonts w:ascii="Symbol" w:hAnsi="Symbol" w:hint="default"/>
         <w:b/>
         <w:bCs/>
       </w:rPr>
@@ -12491,7 +13617,7 @@
       </w:pPr>
     </w:lvl>
   </w:abstractNum>
-  <w:abstractNum w:abstractNumId="30" w15:restartNumberingAfterBreak="0">
+  <w:abstractNum w:abstractNumId="32" w15:restartNumberingAfterBreak="0">
     <w:nsid w:val="54DC4901"/>
     <w:multiLevelType w:val="hybridMultilevel"/>
     <w:tmpl w:val="FE8CF420"/>
@@ -12604,7 +13730,7 @@
       </w:rPr>
     </w:lvl>
   </w:abstractNum>
-  <w:abstractNum w:abstractNumId="31" w15:restartNumberingAfterBreak="0">
+  <w:abstractNum w:abstractNumId="33" w15:restartNumberingAfterBreak="0">
     <w:nsid w:val="58476A09"/>
     <w:multiLevelType w:val="hybridMultilevel"/>
     <w:tmpl w:val="624447A0"/>
@@ -12717,7 +13843,7 @@
       </w:rPr>
     </w:lvl>
   </w:abstractNum>
-  <w:abstractNum w:abstractNumId="32" w15:restartNumberingAfterBreak="0">
+  <w:abstractNum w:abstractNumId="34" w15:restartNumberingAfterBreak="0">
     <w:nsid w:val="5B08146D"/>
     <w:multiLevelType w:val="hybridMultilevel"/>
     <w:tmpl w:val="8DAC9ADC"/>
@@ -12807,7 +13933,7 @@
       </w:pPr>
     </w:lvl>
   </w:abstractNum>
-  <w:abstractNum w:abstractNumId="33" w15:restartNumberingAfterBreak="0">
+  <w:abstractNum w:abstractNumId="35" w15:restartNumberingAfterBreak="0">
     <w:nsid w:val="686B2BC0"/>
     <w:multiLevelType w:val="hybridMultilevel"/>
     <w:tmpl w:val="3C40E4EA"/>
@@ -12897,7 +14023,7 @@
       </w:pPr>
     </w:lvl>
   </w:abstractNum>
-  <w:abstractNum w:abstractNumId="34" w15:restartNumberingAfterBreak="0">
+  <w:abstractNum w:abstractNumId="36" w15:restartNumberingAfterBreak="0">
     <w:nsid w:val="68C80C44"/>
     <w:multiLevelType w:val="hybridMultilevel"/>
     <w:tmpl w:val="92C06F84"/>
@@ -13010,7 +14136,120 @@
       </w:rPr>
     </w:lvl>
   </w:abstractNum>
-  <w:abstractNum w:abstractNumId="35" w15:restartNumberingAfterBreak="0">
+  <w:abstractNum w:abstractNumId="37" w15:restartNumberingAfterBreak="0">
+    <w:nsid w:val="6AC00D8E"/>
+    <w:multiLevelType w:val="hybridMultilevel"/>
+    <w:tmpl w:val="70FAAD2A"/>
+    <w:lvl w:ilvl="0" w:tplc="240A0001">
+      <w:start w:val="1"/>
+      <w:numFmt w:val="bullet"/>
+      <w:lvlText w:val=""/>
+      <w:lvlJc w:val="left"/>
+      <w:pPr>
+        <w:ind w:left="720" w:hanging="360"/>
+      </w:pPr>
+      <w:rPr>
+        <w:rFonts w:ascii="Symbol" w:hAnsi="Symbol" w:hint="default"/>
+      </w:rPr>
+    </w:lvl>
+    <w:lvl w:ilvl="1" w:tplc="240A0003" w:tentative="1">
+      <w:start w:val="1"/>
+      <w:numFmt w:val="bullet"/>
+      <w:lvlText w:val="o"/>
+      <w:lvlJc w:val="left"/>
+      <w:pPr>
+        <w:ind w:left="1440" w:hanging="360"/>
+      </w:pPr>
+      <w:rPr>
+        <w:rFonts w:ascii="Courier New" w:hAnsi="Courier New" w:cs="Courier New" w:hint="default"/>
+      </w:rPr>
+    </w:lvl>
+    <w:lvl w:ilvl="2" w:tplc="240A0005" w:tentative="1">
+      <w:start w:val="1"/>
+      <w:numFmt w:val="bullet"/>
+      <w:lvlText w:val=""/>
+      <w:lvlJc w:val="left"/>
+      <w:pPr>
+        <w:ind w:left="2160" w:hanging="360"/>
+      </w:pPr>
+      <w:rPr>
+        <w:rFonts w:ascii="Wingdings" w:hAnsi="Wingdings" w:hint="default"/>
+      </w:rPr>
+    </w:lvl>
+    <w:lvl w:ilvl="3" w:tplc="240A0001" w:tentative="1">
+      <w:start w:val="1"/>
+      <w:numFmt w:val="bullet"/>
+      <w:lvlText w:val=""/>
+      <w:lvlJc w:val="left"/>
+      <w:pPr>
+        <w:ind w:left="2880" w:hanging="360"/>
+      </w:pPr>
+      <w:rPr>
+        <w:rFonts w:ascii="Symbol" w:hAnsi="Symbol" w:hint="default"/>
+      </w:rPr>
+    </w:lvl>
+    <w:lvl w:ilvl="4" w:tplc="240A0003" w:tentative="1">
+      <w:start w:val="1"/>
+      <w:numFmt w:val="bullet"/>
+      <w:lvlText w:val="o"/>
+      <w:lvlJc w:val="left"/>
+      <w:pPr>
+        <w:ind w:left="3600" w:hanging="360"/>
+      </w:pPr>
+      <w:rPr>
+        <w:rFonts w:ascii="Courier New" w:hAnsi="Courier New" w:cs="Courier New" w:hint="default"/>
+      </w:rPr>
+    </w:lvl>
+    <w:lvl w:ilvl="5" w:tplc="240A0005" w:tentative="1">
+      <w:start w:val="1"/>
+      <w:numFmt w:val="bullet"/>
+      <w:lvlText w:val=""/>
+      <w:lvlJc w:val="left"/>
+      <w:pPr>
+        <w:ind w:left="4320" w:hanging="360"/>
+      </w:pPr>
+      <w:rPr>
+        <w:rFonts w:ascii="Wingdings" w:hAnsi="Wingdings" w:hint="default"/>
+      </w:rPr>
+    </w:lvl>
+    <w:lvl w:ilvl="6" w:tplc="240A0001" w:tentative="1">
+      <w:start w:val="1"/>
+      <w:numFmt w:val="bullet"/>
+      <w:lvlText w:val=""/>
+      <w:lvlJc w:val="left"/>
+      <w:pPr>
+        <w:ind w:left="5040" w:hanging="360"/>
+      </w:pPr>
+      <w:rPr>
+        <w:rFonts w:ascii="Symbol" w:hAnsi="Symbol" w:hint="default"/>
+      </w:rPr>
+    </w:lvl>
+    <w:lvl w:ilvl="7" w:tplc="240A0003" w:tentative="1">
+      <w:start w:val="1"/>
+      <w:numFmt w:val="bullet"/>
+      <w:lvlText w:val="o"/>
+      <w:lvlJc w:val="left"/>
+      <w:pPr>
+        <w:ind w:left="5760" w:hanging="360"/>
+      </w:pPr>
+      <w:rPr>
+        <w:rFonts w:ascii="Courier New" w:hAnsi="Courier New" w:cs="Courier New" w:hint="default"/>
+      </w:rPr>
+    </w:lvl>
+    <w:lvl w:ilvl="8" w:tplc="240A0005" w:tentative="1">
+      <w:start w:val="1"/>
+      <w:numFmt w:val="bullet"/>
+      <w:lvlText w:val=""/>
+      <w:lvlJc w:val="left"/>
+      <w:pPr>
+        <w:ind w:left="6480" w:hanging="360"/>
+      </w:pPr>
+      <w:rPr>
+        <w:rFonts w:ascii="Wingdings" w:hAnsi="Wingdings" w:hint="default"/>
+      </w:rPr>
+    </w:lvl>
+  </w:abstractNum>
+  <w:abstractNum w:abstractNumId="38" w15:restartNumberingAfterBreak="0">
     <w:nsid w:val="6EF62BDF"/>
     <w:multiLevelType w:val="hybridMultilevel"/>
     <w:tmpl w:val="B8F0658C"/>
@@ -13125,7 +14364,7 @@
       </w:rPr>
     </w:lvl>
   </w:abstractNum>
-  <w:abstractNum w:abstractNumId="36" w15:restartNumberingAfterBreak="0">
+  <w:abstractNum w:abstractNumId="39" w15:restartNumberingAfterBreak="0">
     <w:nsid w:val="71214A8C"/>
     <w:multiLevelType w:val="hybridMultilevel"/>
     <w:tmpl w:val="44609D9C"/>
@@ -13238,7 +14477,7 @@
       </w:rPr>
     </w:lvl>
   </w:abstractNum>
-  <w:abstractNum w:abstractNumId="37" w15:restartNumberingAfterBreak="0">
+  <w:abstractNum w:abstractNumId="40" w15:restartNumberingAfterBreak="0">
     <w:nsid w:val="743558E5"/>
     <w:multiLevelType w:val="hybridMultilevel"/>
     <w:tmpl w:val="4F2A55B8"/>
@@ -13330,7 +14569,7 @@
       </w:pPr>
     </w:lvl>
   </w:abstractNum>
-  <w:abstractNum w:abstractNumId="38" w15:restartNumberingAfterBreak="0">
+  <w:abstractNum w:abstractNumId="41" w15:restartNumberingAfterBreak="0">
     <w:nsid w:val="77FF3BF9"/>
     <w:multiLevelType w:val="hybridMultilevel"/>
     <w:tmpl w:val="14684A6A"/>
@@ -13417,7 +14656,7 @@
       </w:pPr>
     </w:lvl>
   </w:abstractNum>
-  <w:abstractNum w:abstractNumId="39" w15:restartNumberingAfterBreak="0">
+  <w:abstractNum w:abstractNumId="42" w15:restartNumberingAfterBreak="0">
     <w:nsid w:val="7C161D1C"/>
     <w:multiLevelType w:val="multilevel"/>
     <w:tmpl w:val="EBEAF536"/>
@@ -13504,7 +14743,7 @@
       </w:pPr>
     </w:lvl>
   </w:abstractNum>
-  <w:abstractNum w:abstractNumId="40" w15:restartNumberingAfterBreak="0">
+  <w:abstractNum w:abstractNumId="43" w15:restartNumberingAfterBreak="0">
     <w:nsid w:val="7C867987"/>
     <w:multiLevelType w:val="hybridMultilevel"/>
     <w:tmpl w:val="E1C01268"/>
@@ -13617,7 +14856,7 @@
       </w:rPr>
     </w:lvl>
   </w:abstractNum>
-  <w:abstractNum w:abstractNumId="41" w15:restartNumberingAfterBreak="0">
+  <w:abstractNum w:abstractNumId="44" w15:restartNumberingAfterBreak="0">
     <w:nsid w:val="7D2D0A6D"/>
     <w:multiLevelType w:val="hybridMultilevel"/>
     <w:tmpl w:val="34DAF60C"/>
@@ -13730,7 +14969,7 @@
       </w:rPr>
     </w:lvl>
   </w:abstractNum>
-  <w:abstractNum w:abstractNumId="42" w15:restartNumberingAfterBreak="0">
+  <w:abstractNum w:abstractNumId="45" w15:restartNumberingAfterBreak="0">
     <w:nsid w:val="7D7A140C"/>
     <w:multiLevelType w:val="hybridMultilevel"/>
     <w:tmpl w:val="9FBA3394"/>
@@ -13820,10 +15059,10 @@
       </w:pPr>
     </w:lvl>
   </w:abstractNum>
-  <w:abstractNum w:abstractNumId="43" w15:restartNumberingAfterBreak="0">
+  <w:abstractNum w:abstractNumId="46" w15:restartNumberingAfterBreak="0">
     <w:nsid w:val="7E491BAD"/>
     <w:multiLevelType w:val="hybridMultilevel"/>
-    <w:tmpl w:val="9ED4D9EC"/>
+    <w:tmpl w:val="C8A86CC2"/>
     <w:lvl w:ilvl="0" w:tplc="240A0001">
       <w:start w:val="1"/>
       <w:numFmt w:val="bullet"/>
@@ -13934,143 +15173,152 @@
     </w:lvl>
   </w:abstractNum>
   <w:num w:numId="1">
-    <w:abstractNumId w:val="39"/>
+    <w:abstractNumId w:val="42"/>
   </w:num>
   <w:num w:numId="2">
     <w:abstractNumId w:val="0"/>
   </w:num>
   <w:num w:numId="3">
+    <w:abstractNumId w:val="28"/>
+  </w:num>
+  <w:num w:numId="4">
+    <w:abstractNumId w:val="20"/>
+  </w:num>
+  <w:num w:numId="5">
+    <w:abstractNumId w:val="41"/>
+  </w:num>
+  <w:num w:numId="6">
+    <w:abstractNumId w:val="40"/>
+  </w:num>
+  <w:num w:numId="7">
+    <w:abstractNumId w:val="7"/>
+  </w:num>
+  <w:num w:numId="8">
+    <w:abstractNumId w:val="19"/>
+  </w:num>
+  <w:num w:numId="9">
+    <w:abstractNumId w:val="9"/>
+  </w:num>
+  <w:num w:numId="10">
+    <w:abstractNumId w:val="44"/>
+  </w:num>
+  <w:num w:numId="11">
+    <w:abstractNumId w:val="12"/>
+  </w:num>
+  <w:num w:numId="12">
+    <w:abstractNumId w:val="17"/>
+  </w:num>
+  <w:num w:numId="13">
+    <w:abstractNumId w:val="25"/>
+  </w:num>
+  <w:num w:numId="14">
+    <w:abstractNumId w:val="24"/>
+  </w:num>
+  <w:num w:numId="15">
+    <w:abstractNumId w:val="10"/>
+  </w:num>
+  <w:num w:numId="16">
+    <w:abstractNumId w:val="35"/>
+  </w:num>
+  <w:num w:numId="17">
+    <w:abstractNumId w:val="21"/>
+  </w:num>
+  <w:num w:numId="18">
+    <w:abstractNumId w:val="30"/>
+  </w:num>
+  <w:num w:numId="19">
+    <w:abstractNumId w:val="43"/>
+  </w:num>
+  <w:num w:numId="20">
+    <w:abstractNumId w:val="15"/>
+  </w:num>
+  <w:num w:numId="21">
+    <w:abstractNumId w:val="2"/>
+  </w:num>
+  <w:num w:numId="22">
+    <w:abstractNumId w:val="31"/>
+  </w:num>
+  <w:num w:numId="23">
+    <w:abstractNumId w:val="34"/>
+  </w:num>
+  <w:num w:numId="24">
+    <w:abstractNumId w:val="14"/>
+  </w:num>
+  <w:num w:numId="25">
+    <w:abstractNumId w:val="23"/>
+  </w:num>
+  <w:num w:numId="26">
+    <w:abstractNumId w:val="27"/>
+  </w:num>
+  <w:num w:numId="27">
+    <w:abstractNumId w:val="33"/>
+  </w:num>
+  <w:num w:numId="28">
+    <w:abstractNumId w:val="13"/>
+  </w:num>
+  <w:num w:numId="29">
+    <w:abstractNumId w:val="46"/>
+  </w:num>
+  <w:num w:numId="30">
+    <w:abstractNumId w:val="16"/>
+  </w:num>
+  <w:num w:numId="31">
+    <w:abstractNumId w:val="38"/>
+  </w:num>
+  <w:num w:numId="32">
+    <w:abstractNumId w:val="3"/>
+  </w:num>
+  <w:num w:numId="33">
+    <w:abstractNumId w:val="11"/>
+  </w:num>
+  <w:num w:numId="34">
     <w:abstractNumId w:val="26"/>
   </w:num>
-  <w:num w:numId="4">
+  <w:num w:numId="35">
+    <w:abstractNumId w:val="22"/>
+  </w:num>
+  <w:num w:numId="36">
+    <w:abstractNumId w:val="45"/>
+  </w:num>
+  <w:num w:numId="37">
+    <w:abstractNumId w:val="4"/>
+  </w:num>
+  <w:num w:numId="38">
+    <w:abstractNumId w:val="39"/>
+  </w:num>
+  <w:num w:numId="39">
+    <w:abstractNumId w:val="29"/>
+  </w:num>
+  <w:num w:numId="40">
+    <w:abstractNumId w:val="32"/>
+  </w:num>
+  <w:num w:numId="41">
     <w:abstractNumId w:val="18"/>
   </w:num>
-  <w:num w:numId="5">
-    <w:abstractNumId w:val="38"/>
+  <w:num w:numId="42">
+    <w:abstractNumId w:val="36"/>
   </w:num>
-  <w:num w:numId="6">
+  <w:num w:numId="43">
+    <w:abstractNumId w:val="5"/>
+  </w:num>
+  <w:num w:numId="44">
+    <w:abstractNumId w:val="8"/>
+  </w:num>
+  <w:num w:numId="45">
     <w:abstractNumId w:val="37"/>
   </w:num>
-  <w:num w:numId="7">
-    <w:abstractNumId w:val="5"/>
+  <w:num w:numId="46">
+    <w:abstractNumId w:val="6"/>
   </w:num>
-  <w:num w:numId="8">
-    <w:abstractNumId w:val="17"/>
-  </w:num>
-  <w:num w:numId="9">
-    <w:abstractNumId w:val="7"/>
-  </w:num>
-  <w:num w:numId="10">
-    <w:abstractNumId w:val="41"/>
-  </w:num>
-  <w:num w:numId="11">
-    <w:abstractNumId w:val="10"/>
-  </w:num>
-  <w:num w:numId="12">
-    <w:abstractNumId w:val="15"/>
-  </w:num>
-  <w:num w:numId="13">
-    <w:abstractNumId w:val="23"/>
-  </w:num>
-  <w:num w:numId="14">
-    <w:abstractNumId w:val="22"/>
-  </w:num>
-  <w:num w:numId="15">
-    <w:abstractNumId w:val="8"/>
-  </w:num>
-  <w:num w:numId="16">
-    <w:abstractNumId w:val="33"/>
-  </w:num>
-  <w:num w:numId="17">
-    <w:abstractNumId w:val="19"/>
-  </w:num>
-  <w:num w:numId="18">
-    <w:abstractNumId w:val="28"/>
-  </w:num>
-  <w:num w:numId="19">
-    <w:abstractNumId w:val="40"/>
-  </w:num>
-  <w:num w:numId="20">
-    <w:abstractNumId w:val="13"/>
-  </w:num>
-  <w:num w:numId="21">
+  <w:num w:numId="47">
     <w:abstractNumId w:val="1"/>
-  </w:num>
-  <w:num w:numId="22">
-    <w:abstractNumId w:val="29"/>
-  </w:num>
-  <w:num w:numId="23">
-    <w:abstractNumId w:val="32"/>
-  </w:num>
-  <w:num w:numId="24">
-    <w:abstractNumId w:val="12"/>
-  </w:num>
-  <w:num w:numId="25">
-    <w:abstractNumId w:val="21"/>
-  </w:num>
-  <w:num w:numId="26">
-    <w:abstractNumId w:val="25"/>
-  </w:num>
-  <w:num w:numId="27">
-    <w:abstractNumId w:val="31"/>
-  </w:num>
-  <w:num w:numId="28">
-    <w:abstractNumId w:val="11"/>
-  </w:num>
-  <w:num w:numId="29">
-    <w:abstractNumId w:val="43"/>
-  </w:num>
-  <w:num w:numId="30">
-    <w:abstractNumId w:val="14"/>
-  </w:num>
-  <w:num w:numId="31">
-    <w:abstractNumId w:val="35"/>
-  </w:num>
-  <w:num w:numId="32">
-    <w:abstractNumId w:val="2"/>
-  </w:num>
-  <w:num w:numId="33">
-    <w:abstractNumId w:val="9"/>
-  </w:num>
-  <w:num w:numId="34">
-    <w:abstractNumId w:val="24"/>
-  </w:num>
-  <w:num w:numId="35">
-    <w:abstractNumId w:val="20"/>
-  </w:num>
-  <w:num w:numId="36">
-    <w:abstractNumId w:val="42"/>
-  </w:num>
-  <w:num w:numId="37">
-    <w:abstractNumId w:val="3"/>
-  </w:num>
-  <w:num w:numId="38">
-    <w:abstractNumId w:val="36"/>
-  </w:num>
-  <w:num w:numId="39">
-    <w:abstractNumId w:val="27"/>
-  </w:num>
-  <w:num w:numId="40">
-    <w:abstractNumId w:val="30"/>
-  </w:num>
-  <w:num w:numId="41">
-    <w:abstractNumId w:val="16"/>
-  </w:num>
-  <w:num w:numId="42">
-    <w:abstractNumId w:val="34"/>
-  </w:num>
-  <w:num w:numId="43">
-    <w:abstractNumId w:val="4"/>
-  </w:num>
-  <w:num w:numId="44">
-    <w:abstractNumId w:val="6"/>
   </w:num>
   <w:numIdMacAtCleanup w:val="44"/>
 </w:numbering>
 </file>
 
 <file path=word/styles.xml><?xml version="1.0" encoding="utf-8"?>
-<w:styles xmlns:mc="http://schemas.openxmlformats.org/markup-compatibility/2006" xmlns:r="http://schemas.openxmlformats.org/officeDocument/2006/relationships" xmlns:w="http://schemas.openxmlformats.org/wordprocessingml/2006/main" xmlns:w14="http://schemas.microsoft.com/office/word/2010/wordml" xmlns:w15="http://schemas.microsoft.com/office/word/2012/wordml" xmlns:w16cex="http://schemas.microsoft.com/office/word/2018/wordml/cex" xmlns:w16cid="http://schemas.microsoft.com/office/word/2016/wordml/cid" xmlns:w16="http://schemas.microsoft.com/office/word/2018/wordml" xmlns:w16se="http://schemas.microsoft.com/office/word/2015/wordml/symex" mc:Ignorable="w14 w15 w16se w16cid w16 w16cex">
+<w:styles xmlns:mc="http://schemas.openxmlformats.org/markup-compatibility/2006" xmlns:r="http://schemas.openxmlformats.org/officeDocument/2006/relationships" xmlns:w="http://schemas.openxmlformats.org/wordprocessingml/2006/main" xmlns:w14="http://schemas.microsoft.com/office/word/2010/wordml" xmlns:w15="http://schemas.microsoft.com/office/word/2012/wordml" xmlns:w16cid="http://schemas.microsoft.com/office/word/2016/wordml/cid" xmlns:w16se="http://schemas.microsoft.com/office/word/2015/wordml/symex" mc:Ignorable="w14 w15 w16se w16cid">
   <w:docDefaults>
     <w:rPrDefault>
       <w:rPr>
@@ -14080,7 +15328,7 @@
     </w:rPrDefault>
     <w:pPrDefault/>
   </w:docDefaults>
-  <w:latentStyles w:defLockedState="0" w:defUIPriority="99" w:defSemiHidden="0" w:defUnhideWhenUsed="0" w:defQFormat="0" w:count="376">
+  <w:latentStyles w:defLockedState="0" w:defUIPriority="99" w:defSemiHidden="0" w:defUnhideWhenUsed="0" w:defQFormat="0" w:count="375">
     <w:lsdException w:name="Normal" w:uiPriority="0" w:qFormat="1"/>
     <w:lsdException w:name="heading 1" w:uiPriority="9" w:qFormat="1"/>
     <w:lsdException w:name="heading 2" w:semiHidden="1" w:uiPriority="9" w:unhideWhenUsed="1" w:qFormat="1"/>
@@ -14456,7 +15704,6 @@
     <w:lsdException w:name="Smart Hyperlink" w:semiHidden="1" w:unhideWhenUsed="1"/>
     <w:lsdException w:name="Hashtag" w:semiHidden="1" w:unhideWhenUsed="1"/>
     <w:lsdException w:name="Unresolved Mention" w:semiHidden="1" w:unhideWhenUsed="1"/>
-    <w:lsdException w:name="Smart Link" w:semiHidden="1" w:unhideWhenUsed="1"/>
   </w:latentStyles>
   <w:style w:type="paragraph" w:default="1" w:styleId="Normal">
     <w:name w:val="Normal"/>
@@ -15816,12 +17063,28 @@
 </file>
 
 <file path=customXml/item1.xml><?xml version="1.0" encoding="utf-8"?>
-<b:Sources xmlns:b="http://schemas.openxmlformats.org/officeDocument/2006/bibliography" xmlns="http://schemas.openxmlformats.org/officeDocument/2006/bibliography" SelectedStyle="\APASixthEditionOfficeOnline.xsl" StyleName="APA" Version="6"/>
+<?mso-contentType ?>
+<FormTemplates xmlns="http://schemas.microsoft.com/sharepoint/v3/contenttype/forms">
+  <Display>DocumentLibraryForm</Display>
+  <Edit>DocumentLibraryForm</Edit>
+  <New>DocumentLibraryForm</New>
+</FormTemplates>
 </file>
 
 <file path=customXml/item2.xml><?xml version="1.0" encoding="utf-8"?>
-<ct:contentTypeSchema xmlns:ct="http://schemas.microsoft.com/office/2006/metadata/contentType" xmlns:ma="http://schemas.microsoft.com/office/2006/metadata/properties/metaAttributes" ct:_="" ma:_="" ma:contentTypeName="Documento" ma:contentTypeID="0x0101006A81D6BD42E8DF4C91013959704817E1" ma:contentTypeVersion="14" ma:contentTypeDescription="Crear nuevo documento." ma:contentTypeScope="" ma:versionID="cd14e03e9fc6eb087109c39a3de1a2a7">
-  <xsd:schema xmlns:xsd="http://www.w3.org/2001/XMLSchema" xmlns:xs="http://www.w3.org/2001/XMLSchema" xmlns:p="http://schemas.microsoft.com/office/2006/metadata/properties" xmlns:ns2="13c90a0b-73bc-4dc0-be5f-28d77b615beb" xmlns:ns3="13c93bba-48ce-428c-bfe5-88b42c19b028" targetNamespace="http://schemas.microsoft.com/office/2006/metadata/properties" ma:root="true" ma:fieldsID="247ff0312e87511bd2ce05ea47f33022" ns2:_="" ns3:_="">
+<p:properties xmlns:p="http://schemas.microsoft.com/office/2006/metadata/properties" xmlns:xsi="http://www.w3.org/2001/XMLSchema-instance" xmlns:pc="http://schemas.microsoft.com/office/infopath/2007/PartnerControls">
+  <documentManagement>
+    <TaxCatchAll xmlns="13c90a0b-73bc-4dc0-be5f-28d77b615beb" xsi:nil="true"/>
+    <lcf76f155ced4ddcb4097134ff3c332f xmlns="13c93bba-48ce-428c-bfe5-88b42c19b028">
+      <Terms xmlns="http://schemas.microsoft.com/office/infopath/2007/PartnerControls"/>
+    </lcf76f155ced4ddcb4097134ff3c332f>
+  </documentManagement>
+</p:properties>
+</file>
+
+<file path=customXml/item3.xml><?xml version="1.0" encoding="utf-8"?>
+<ct:contentTypeSchema xmlns:ct="http://schemas.microsoft.com/office/2006/metadata/contentType" xmlns:ma="http://schemas.microsoft.com/office/2006/metadata/properties/metaAttributes" ct:_="" ma:_="" ma:contentTypeName="Documento" ma:contentTypeID="0x0101006A81D6BD42E8DF4C91013959704817E1" ma:contentTypeVersion="15" ma:contentTypeDescription="Crear nuevo documento." ma:contentTypeScope="" ma:versionID="bf4f72ffd194f0963ff564daca6869f7">
+  <xsd:schema xmlns:xsd="http://www.w3.org/2001/XMLSchema" xmlns:xs="http://www.w3.org/2001/XMLSchema" xmlns:p="http://schemas.microsoft.com/office/2006/metadata/properties" xmlns:ns2="13c90a0b-73bc-4dc0-be5f-28d77b615beb" xmlns:ns3="13c93bba-48ce-428c-bfe5-88b42c19b028" targetNamespace="http://schemas.microsoft.com/office/2006/metadata/properties" ma:root="true" ma:fieldsID="8718d6f4873a5b1392a45044efa78385" ns2:_="" ns3:_="">
     <xsd:import namespace="13c90a0b-73bc-4dc0-be5f-28d77b615beb"/>
     <xsd:import namespace="13c93bba-48ce-428c-bfe5-88b42c19b028"/>
     <xsd:element name="properties">
@@ -15843,6 +17106,7 @@
                 <xsd:element ref="ns3:lcf76f155ced4ddcb4097134ff3c332f" minOccurs="0"/>
                 <xsd:element ref="ns2:TaxCatchAll" minOccurs="0"/>
                 <xsd:element ref="ns3:MediaServiceOCR" minOccurs="0"/>
+                <xsd:element ref="ns3:MediaServiceLocation" minOccurs="0"/>
               </xsd:all>
             </xsd:complexType>
           </xsd:element>
@@ -15948,6 +17212,11 @@
         </xsd:restriction>
       </xsd:simpleType>
     </xsd:element>
+    <xsd:element name="MediaServiceLocation" ma:index="22" nillable="true" ma:displayName="Location" ma:description="" ma:indexed="true" ma:internalName="MediaServiceLocation" ma:readOnly="true">
+      <xsd:simpleType>
+        <xsd:restriction base="dms:Text"/>
+      </xsd:simpleType>
+    </xsd:element>
   </xsd:schema>
   <xsd:schema xmlns="http://schemas.openxmlformats.org/package/2006/metadata/core-properties" xmlns:xsd="http://www.w3.org/2001/XMLSchema" xmlns:xsi="http://www.w3.org/2001/XMLSchema-instance" xmlns:dc="http://purl.org/dc/elements/1.1/" xmlns:dcterms="http://purl.org/dc/terms/" xmlns:odoc="http://schemas.microsoft.com/internal/obd" targetNamespace="http://schemas.openxmlformats.org/package/2006/metadata/core-properties" elementFormDefault="qualified" attributeFormDefault="unqualified" blockDefault="#all">
     <xsd:import namespace="http://purl.org/dc/elements/1.1/" schemaLocation="http://dublincore.org/schemas/xmls/qdc/2003/04/02/dc.xsd"/>
@@ -16048,42 +17317,37 @@
 </ct:contentTypeSchema>
 </file>
 
-<file path=customXml/item3.xml><?xml version="1.0" encoding="utf-8"?>
-<?mso-contentType ?>
-<FormTemplates xmlns="http://schemas.microsoft.com/sharepoint/v3/contenttype/forms">
-  <Display>DocumentLibraryForm</Display>
-  <Edit>DocumentLibraryForm</Edit>
-  <New>DocumentLibraryForm</New>
-</FormTemplates>
-</file>
-
 <file path=customXml/item4.xml><?xml version="1.0" encoding="utf-8"?>
-<p:properties xmlns:p="http://schemas.microsoft.com/office/2006/metadata/properties" xmlns:xsi="http://www.w3.org/2001/XMLSchema-instance" xmlns:pc="http://schemas.microsoft.com/office/infopath/2007/PartnerControls">
-  <documentManagement>
-    <TaxCatchAll xmlns="13c90a0b-73bc-4dc0-be5f-28d77b615beb" xsi:nil="true"/>
-    <lcf76f155ced4ddcb4097134ff3c332f xmlns="13c93bba-48ce-428c-bfe5-88b42c19b028">
-      <Terms xmlns="http://schemas.microsoft.com/office/infopath/2007/PartnerControls"/>
-    </lcf76f155ced4ddcb4097134ff3c332f>
-  </documentManagement>
-</p:properties>
+<b:Sources xmlns:b="http://schemas.openxmlformats.org/officeDocument/2006/bibliography" xmlns="http://schemas.openxmlformats.org/officeDocument/2006/bibliography" SelectedStyle="\APASixthEditionOfficeOnline.xsl" StyleName="APA" Version="6"/>
 </file>
 
 <file path=customXml/itemProps1.xml><?xml version="1.0" encoding="utf-8"?>
-<ds:datastoreItem xmlns:ds="http://schemas.openxmlformats.org/officeDocument/2006/customXml" ds:itemID="{3EE81AF2-5109-4D99-A8F0-2DE0C125B7B4}">
+<ds:datastoreItem xmlns:ds="http://schemas.openxmlformats.org/officeDocument/2006/customXml" ds:itemID="{4113F098-6B8A-4D5B-90A2-BAE81318B851}">
   <ds:schemaRefs>
-    <ds:schemaRef ds:uri="http://schemas.openxmlformats.org/officeDocument/2006/bibliography"/>
+    <ds:schemaRef ds:uri="http://schemas.microsoft.com/sharepoint/v3/contenttype/forms"/>
   </ds:schemaRefs>
 </ds:datastoreItem>
 </file>
 
 <file path=customXml/itemProps2.xml><?xml version="1.0" encoding="utf-8"?>
-<ds:datastoreItem xmlns:ds="http://schemas.openxmlformats.org/officeDocument/2006/customXml" ds:itemID="{0D0797CA-DA2A-4F85-A91E-0DE4D0CFB13F}"/>
+<ds:datastoreItem xmlns:ds="http://schemas.openxmlformats.org/officeDocument/2006/customXml" ds:itemID="{CEB0B1D1-8782-449E-B419-A0A4F4EE1B33}">
+  <ds:schemaRefs>
+    <ds:schemaRef ds:uri="http://schemas.microsoft.com/office/2006/metadata/properties"/>
+    <ds:schemaRef ds:uri="http://schemas.microsoft.com/office/infopath/2007/PartnerControls"/>
+    <ds:schemaRef ds:uri="13c90a0b-73bc-4dc0-be5f-28d77b615beb"/>
+    <ds:schemaRef ds:uri="13c93bba-48ce-428c-bfe5-88b42c19b028"/>
+  </ds:schemaRefs>
+</ds:datastoreItem>
 </file>
 
 <file path=customXml/itemProps3.xml><?xml version="1.0" encoding="utf-8"?>
-<ds:datastoreItem xmlns:ds="http://schemas.openxmlformats.org/officeDocument/2006/customXml" ds:itemID="{4113F098-6B8A-4D5B-90A2-BAE81318B851}"/>
+<ds:datastoreItem xmlns:ds="http://schemas.openxmlformats.org/officeDocument/2006/customXml" ds:itemID="{77F6BD25-A05A-45BC-987A-349A36465E0C}"/>
 </file>
 
 <file path=customXml/itemProps4.xml><?xml version="1.0" encoding="utf-8"?>
-<ds:datastoreItem xmlns:ds="http://schemas.openxmlformats.org/officeDocument/2006/customXml" ds:itemID="{CEB0B1D1-8782-449E-B419-A0A4F4EE1B33}"/>
+<ds:datastoreItem xmlns:ds="http://schemas.openxmlformats.org/officeDocument/2006/customXml" ds:itemID="{D30E91ED-6ACE-4A8C-B388-109193DDF01D}">
+  <ds:schemaRefs>
+    <ds:schemaRef ds:uri="http://schemas.openxmlformats.org/officeDocument/2006/bibliography"/>
+  </ds:schemaRefs>
+</ds:datastoreItem>
 </file>